--- a/Manuscript/Tapir_Sociality.docx
+++ b/Manuscript/Tapir_Sociality.docx
@@ -1,19 +1,13 @@
 
 <file path=word/document.xml><?xml version="1.0" encoding="utf-8"?>
-<w:document xmlns:w="http://schemas.openxmlformats.org/wordprocessingml/2006/main" xmlns:m="http://schemas.openxmlformats.org/officeDocument/2006/math" xmlns:r="http://schemas.openxmlformats.org/officeDocument/2006/relationships" xmlns:o="urn:schemas-microsoft-com:office:office" xmlns:v="urn:schemas-microsoft-com:vml" xmlns:w10="urn:schemas-microsoft-com:office:word" xmlns:a="http://schemas.openxmlformats.org/drawingml/2006/main" xmlns:pic="http://schemas.openxmlformats.org/drawingml/2006/picture" xmlns:wp="http://schemas.openxmlformats.org/drawingml/2006/wordprocessingDrawing">
+<w:document xmlns:wpc="http://schemas.microsoft.com/office/word/2010/wordprocessingCanvas" xmlns:cx="http://schemas.microsoft.com/office/drawing/2014/chartex" xmlns:cx1="http://schemas.microsoft.com/office/drawing/2015/9/8/chartex" xmlns:cx2="http://schemas.microsoft.com/office/drawing/2015/10/21/chartex" xmlns:cx3="http://schemas.microsoft.com/office/drawing/2016/5/9/chartex" xmlns:cx4="http://schemas.microsoft.com/office/drawing/2016/5/10/chartex" xmlns:cx5="http://schemas.microsoft.com/office/drawing/2016/5/11/chartex" xmlns:cx6="http://schemas.microsoft.com/office/drawing/2016/5/12/chartex" xmlns:cx7="http://schemas.microsoft.com/office/drawing/2016/5/13/chartex" xmlns:cx8="http://schemas.microsoft.com/office/drawing/2016/5/14/chartex" xmlns:mc="http://schemas.openxmlformats.org/markup-compatibility/2006" xmlns:aink="http://schemas.microsoft.com/office/drawing/2016/ink" xmlns:am3d="http://schemas.microsoft.com/office/drawing/2017/model3d" xmlns:o="urn:schemas-microsoft-com:office:office" xmlns:r="http://schemas.openxmlformats.org/officeDocument/2006/relationships" xmlns:m="http://schemas.openxmlformats.org/officeDocument/2006/math" xmlns:v="urn:schemas-microsoft-com:vml" xmlns:wp14="http://schemas.microsoft.com/office/word/2010/wordprocessingDrawing" xmlns:wp="http://schemas.openxmlformats.org/drawingml/2006/wordprocessingDrawing" xmlns:w10="urn:schemas-microsoft-com:office:word" xmlns:w="http://schemas.openxmlformats.org/wordprocessingml/2006/main" xmlns:w14="http://schemas.microsoft.com/office/word/2010/wordml" xmlns:w15="http://schemas.microsoft.com/office/word/2012/wordml" xmlns:w16cex="http://schemas.microsoft.com/office/word/2018/wordml/cex" xmlns:w16cid="http://schemas.microsoft.com/office/word/2016/wordml/cid" xmlns:w16="http://schemas.microsoft.com/office/word/2018/wordml" xmlns:w16sdtdh="http://schemas.microsoft.com/office/word/2020/wordml/sdtdatahash" xmlns:w16se="http://schemas.microsoft.com/office/word/2015/wordml/symex" xmlns:wpg="http://schemas.microsoft.com/office/word/2010/wordprocessingGroup" xmlns:wpi="http://schemas.microsoft.com/office/word/2010/wordprocessingInk" xmlns:wne="http://schemas.microsoft.com/office/word/2006/wordml" xmlns:wps="http://schemas.microsoft.com/office/word/2010/wordprocessingShape" mc:Ignorable="w14 w15 w16se w16cid w16 w16cex w16sdtdh wp14">
   <w:body>
     <w:p>
       <w:pPr>
         <w:pStyle w:val="Title"/>
       </w:pPr>
       <w:r>
-        <w:t xml:space="preserve">Tapir</w:t>
-      </w:r>
-      <w:r>
-        <w:t xml:space="preserve"> </w:t>
-      </w:r>
-      <w:r>
-        <w:t xml:space="preserve">Sociality</w:t>
+        <w:t>Tapir Sociality</w:t>
       </w:r>
     </w:p>
     <w:p>
@@ -21,7 +15,7 @@
         <w:pStyle w:val="Date"/>
       </w:pPr>
       <w:r>
-        <w:t xml:space="preserve">2022-09-14</w:t>
+        <w:t>2022-09-14</w:t>
       </w:r>
     </w:p>
     <w:p>
@@ -29,25 +23,28 @@
         <w:pStyle w:val="FirstParagraph"/>
       </w:pPr>
       <w:r>
-        <w:t xml:space="preserve">METHODS</w:t>
-      </w:r>
-      <w:r>
-        <w:t xml:space="preserve"> </w:t>
-      </w:r>
-      <w:r>
-        <w:t xml:space="preserve">Movement data</w:t>
-      </w:r>
-      <w:r>
-        <w:t xml:space="preserve"> </w:t>
-      </w:r>
-      <w:r>
-        <w:t xml:space="preserve">The tracking data were collected in southern Brazil in the Pantanal biome as part of the Lowland Tapir Conservation Initiative. Tapirs were captured by darting from a distance, or by darting after using box or pitfall traps to restrain their movement. Animals were anesthetized following by Medici et al. (2014) and Fernandes-Santos et al. (2020). Reversal agents were administrated at the end of procedures. The procedures carried out during immobilization included the subcutaneous insertion of a microchip, morphometric measurements, sex and age class determination, physical examination, collection of biological samples for health and genetic studies, and placement of a telemetry collar on adults.</w:t>
-      </w:r>
-      <w:r>
-        <w:t xml:space="preserve"> </w:t>
-      </w:r>
-      <w:r>
-        <w:t xml:space="preserve">A total of 46 tapirs were tracked in the Pantanal biome between 2008 until 2019. Movement data was collected using VHF tracking (Telonics® MOD500) and GPS tracking (Telonics® TGW SOB and GPS IRIDIUM models). Tapirs equipped with VHF collars were monitored for 5 days per month with data collection concentrated during crepuscular times (at dawn, between 04:00–07:00 h, and at dusk between 17:00–20:00 h) as these periods are the two main peaks of tapir activity (Medici 2011). Each tapir was located every 30 min during the sampling periods. GPS collars were programmed to obtain a fix every hour and operated for a median of 15.4 months across all tagged tapirs. GPS fix success rates were 75% for our study area. Complementary to the tapir location data, we collected 883 measurements from tags in fixed locations in order to calibrate the measurement error of the GPS tracking collars.</w:t>
+        <w:t xml:space="preserve">METHODS Movement data </w:t>
+      </w:r>
+      <w:r>
+        <w:t>The tracking data were collected in southern Brazil in the Pantanal biome as part of the Lowland Tapir Conservation Initiative. Tapirs were captured by darting from a distance, or by darting after using box or pitfall traps to restrain their movement. Anim</w:t>
+      </w:r>
+      <w:r>
+        <w:t>als were anesthetized following by Medici et al. (2014) and Fernandes-Santos et al. (2020). Reversal agents were administrated at the end of procedures. The procedures carried out during immobilization included the subcutaneous insertion of a microchip, mo</w:t>
+      </w:r>
+      <w:r>
+        <w:t xml:space="preserve">rphometric measurements, sex and age class determination, physical examination, collection of biological samples for health and genetic studies, and placement of a telemetry collar on adults. A total of 46 tapirs were tracked in the Pantanal biome between </w:t>
+      </w:r>
+      <w:r>
+        <w:t>2008 until 2019. Movement data was collected using VHF tracking (Telonics® MOD500) and GPS tracking (Telonics® TGW SOB and GPS IRIDIUM models). Tapirs equipped with VHF collars were monitored for 5 days per month with data collection concentrated during cr</w:t>
+      </w:r>
+      <w:r>
+        <w:t>epuscular times (at dawn, between 04:00–07:00 h, and at dusk between 17:00–20:00 h) as these periods are the two main peaks of tapir activity (Medici 2011). Each tapir was located every 30 min during the sampling periods. GPS collars were programmed to obt</w:t>
+      </w:r>
+      <w:r>
+        <w:t>ain a fix every hour and operated for a median of 15.4 months across all tagged tapirs. GPS fix success rates were 75% for our study area. Complementary to the tapir location data, we collected 883 measurements from tags in fixed locations in order to cali</w:t>
+      </w:r>
+      <w:r>
+        <w:t>brate the measurement error of the GPS tracking collars.</w:t>
       </w:r>
     </w:p>
     <w:p>
@@ -55,13 +52,10 @@
         <w:pStyle w:val="BodyText"/>
       </w:pPr>
       <w:r>
-        <w:t xml:space="preserve">Data calibration and cleaning</w:t>
-      </w:r>
-      <w:r>
-        <w:t xml:space="preserve"> </w:t>
-      </w:r>
-      <w:r>
-        <w:t xml:space="preserve">We used location data that was previously filtered and cleaned by Medici et al. (2022). To check for potential outliers that remained present in the data, we used the ctmm R package to plot the variogram for each tapir against the error and removed data outside confidence intervals.</w:t>
+        <w:t>Data calibration and cleaning We used location data that was previously filtered and cleaned by Medici et al. (2022). To check for potential outliers that remained present in the data, we used the ct</w:t>
+      </w:r>
+      <w:r>
+        <w:t>mm R package to plot the variogram for each tapir against the error and removed data outside confidence intervals.</w:t>
       </w:r>
     </w:p>
     <w:p>
@@ -69,13 +63,19 @@
         <w:pStyle w:val="BodyText"/>
       </w:pPr>
       <w:r>
-        <w:t xml:space="preserve">Home range estimation and overlap</w:t>
-      </w:r>
-      <w:r>
-        <w:t xml:space="preserve"> </w:t>
-      </w:r>
-      <w:r>
-        <w:t xml:space="preserve">To understand the degree of relatedness among family units and individuals, we first calculated individual home ranges for each tapir. We did this using the Continuous-Time Movement Model (CTMM) R package using the ctmm.select function. This function fits a series of CTMMs to location data using perturbative Hybrid Residual Maximum Likelihood pHREML (Fleming et al 2019) and chooses the best model using small-sample-sized corrected Akaike’s Information Criterion (AICc). The models used in this package are not sensitive to sampling frequency and they account for spatial and temporal autocorrelation (Blackwell et al. 2016, Fleming et al. 2014), which makes them robust regardless of the sample size of the data and frequency (Fleming et al. 2018). We calculated the 95% Home range area (km2) using Autocorrelated Kernel Density Estimation (hereon AKDE) [Fleming and Calabrese 2017, Noonan et al. 2019) and we calculated overlap values between individuals and family units using the overlap function in ctmm. We then tabulated these values in a matrix for all 46 individuals assessed.</w:t>
+        <w:t xml:space="preserve">Home range estimation and overlap To understand the degree of relatedness among family units and individuals, we first calculated individual </w:t>
+      </w:r>
+      <w:r>
+        <w:t>home ranges for each tapir. We did this using the Continuous-Time Movement Model (CTMM) R package using the ctmm.select function. This function fits a series of CTMMs to location data using perturbative Hybrid Residual Maximum Likelihood pHREML (Fleming et</w:t>
+      </w:r>
+      <w:r>
+        <w:t xml:space="preserve"> al 2019) and chooses the best model using small-sample-sized corrected Akaike’s Information Criterion (AICc). The models used in this package are not sensitive to sampling frequency and they account for spatial and temporal autocorrelation (Blackwell et a</w:t>
+      </w:r>
+      <w:r>
+        <w:t>l. 2016, Fleming et al. 2014), which makes them robust regardless of the sample size of the data and frequency (Fleming et al. 2018). We calculated the 95% Home range area (km2) using Autocorrelated Kernel Density Estimation (hereon AKDE) [Fleming and Cala</w:t>
+      </w:r>
+      <w:r>
+        <w:t>brese 2017, Noonan et al. 2019) and we calculated overlap values between individuals and family units using the overlap function in ctmm. We then tabulated these values in a matrix for all 46 individuals assessed.</w:t>
       </w:r>
     </w:p>
     <w:p>
@@ -83,7 +83,7 @@
         <w:pStyle w:val="BodyText"/>
       </w:pPr>
       <w:r>
-        <w:t xml:space="preserve">RESULTS</w:t>
+        <w:t>RESULTS</w:t>
       </w:r>
     </w:p>
     <w:p>
@@ -91,266 +91,75 @@
         <w:pStyle w:val="BodyText"/>
       </w:pPr>
       <w:r>
-        <w:t xml:space="preserve">Overlap between and within family units</w:t>
-      </w:r>
-      <w:r>
-        <w:t xml:space="preserve"> </w:t>
-      </w:r>
-      <w:r>
-        <w:t xml:space="preserve">Most tapirs showed some degree of overlap, within and between family units (Figure 1). However, the amount of overlap was significantly higher within family units (x̄ = 0.69) as compared to the overlap between different families (x̄ = 0.12, Figure 2). Within family units, overlap was greater within pairs (x̄ = 0.79) as compared to parents-offspring (x̄ = 0.65) and offspring (x̄ = 0.61)) (Figure 3).</w:t>
-      </w:r>
-    </w:p>
-    <w:bookmarkStart w:id="21" w:name="r-markdown"/>
-    <w:p>
-      <w:pPr>
-        <w:pStyle w:val="Heading2"/>
-      </w:pPr>
-      <w:r>
-        <w:t xml:space="preserve">R Markdown</w:t>
+        <w:lastRenderedPageBreak/>
+        <w:t xml:space="preserve">Overlap between and within family </w:t>
+      </w:r>
+      <w:r>
+        <w:t>units Most tapirs showed some degree of overlap, within and between family units (Figure 1). However, the amount of overlap was significantly higher within family units (x̄ = 0.69) as compared to the overlap between different families (x̄ = 0.12, Figure 2)</w:t>
+      </w:r>
+      <w:r>
+        <w:t>. Within family units, overlap was greater within pairs (x̄ = 0.79) as compared to parents-offspring (x̄ = 0.65) and offspring (x̄ = 0.61)) (Figure 3).</w:t>
       </w:r>
     </w:p>
     <w:p>
       <w:pPr>
-        <w:pStyle w:val="FirstParagraph"/>
-      </w:pPr>
-      <w:r>
-        <w:t xml:space="preserve">This is an R Markdown document. Markdown is a simple formatting syntax for authoring HTML, PDF, and MS Word documents. For more details on using R Markdown see</w:t>
-      </w:r>
-      <w:r>
-        <w:t xml:space="preserve"> </w:t>
-      </w:r>
-      <w:hyperlink r:id="rId20">
-        <w:r>
-          <w:rPr>
-            <w:rStyle w:val="Hyperlink"/>
-          </w:rPr>
-          <w:t xml:space="preserve">http://rmarkdown.rstudio.com</w:t>
-        </w:r>
-      </w:hyperlink>
-      <w:r>
-        <w:t xml:space="preserve">.</w:t>
-      </w:r>
-      <w:r>
-        <w:t xml:space="preserve">[@citatiojn]</w:t>
-      </w:r>
+        <w:pStyle w:val="Heading2"/>
+      </w:pPr>
+      <w:bookmarkStart w:id="0" w:name="including-plots"/>
     </w:p>
+    <w:bookmarkEnd w:id="0"/>
     <w:p>
       <w:pPr>
         <w:pStyle w:val="BodyText"/>
       </w:pPr>
-      <w:r>
-        <w:t xml:space="preserve">When you click the</w:t>
-      </w:r>
-      <w:r>
-        <w:t xml:space="preserve"> </w:t>
-      </w:r>
-      <w:r>
-        <w:rPr>
-          <w:bCs/>
-          <w:b/>
-        </w:rPr>
-        <w:t xml:space="preserve">Knit</w:t>
-      </w:r>
-      <w:r>
-        <w:t xml:space="preserve"> </w:t>
-      </w:r>
-      <w:r>
-        <w:t xml:space="preserve">button a document will be generated that includes both content as well as the output of any embedded R code chunks within the document. You can embed an R code chunk like this:</w:t>
-      </w:r>
     </w:p>
-    <w:p>
-      <w:pPr>
-        <w:pStyle w:val="SourceCode"/>
-      </w:pPr>
-      <w:r>
-        <w:rPr>
-          <w:rStyle w:val="FunctionTok"/>
-        </w:rPr>
-        <w:t xml:space="preserve">summary</w:t>
-      </w:r>
-      <w:r>
-        <w:rPr>
-          <w:rStyle w:val="NormalTok"/>
-        </w:rPr>
-        <w:t xml:space="preserve">(cars)</w:t>
-      </w:r>
-    </w:p>
-    <w:p>
-      <w:pPr>
-        <w:pStyle w:val="SourceCode"/>
-      </w:pPr>
-      <w:r>
-        <w:rPr>
-          <w:rStyle w:val="VerbatimChar"/>
-        </w:rPr>
-        <w:t xml:space="preserve">##      speed           dist       </w:t>
-      </w:r>
-      <w:r>
-        <w:br/>
-      </w:r>
-      <w:r>
-        <w:rPr>
-          <w:rStyle w:val="VerbatimChar"/>
-        </w:rPr>
-        <w:t xml:space="preserve">##  Min.   : 4.0   Min.   :  2.00  </w:t>
-      </w:r>
-      <w:r>
-        <w:br/>
-      </w:r>
-      <w:r>
-        <w:rPr>
-          <w:rStyle w:val="VerbatimChar"/>
-        </w:rPr>
-        <w:t xml:space="preserve">##  1st Qu.:12.0   1st Qu.: 26.00  </w:t>
-      </w:r>
-      <w:r>
-        <w:br/>
-      </w:r>
-      <w:r>
-        <w:rPr>
-          <w:rStyle w:val="VerbatimChar"/>
-        </w:rPr>
-        <w:t xml:space="preserve">##  Median :15.0   Median : 36.00  </w:t>
-      </w:r>
-      <w:r>
-        <w:br/>
-      </w:r>
-      <w:r>
-        <w:rPr>
-          <w:rStyle w:val="VerbatimChar"/>
-        </w:rPr>
-        <w:t xml:space="preserve">##  Mean   :15.4   Mean   : 42.98  </w:t>
-      </w:r>
-      <w:r>
-        <w:br/>
-      </w:r>
-      <w:r>
-        <w:rPr>
-          <w:rStyle w:val="VerbatimChar"/>
-        </w:rPr>
-        <w:t xml:space="preserve">##  3rd Qu.:19.0   3rd Qu.: 56.00  </w:t>
-      </w:r>
-      <w:r>
-        <w:br/>
-      </w:r>
-      <w:r>
-        <w:rPr>
-          <w:rStyle w:val="VerbatimChar"/>
-        </w:rPr>
-        <w:t xml:space="preserve">##  Max.   :25.0   Max.   :120.00</w:t>
-      </w:r>
-    </w:p>
-    <w:bookmarkEnd w:id="21"/>
-    <w:bookmarkStart w:id="25" w:name="including-plots"/>
-    <w:p>
-      <w:pPr>
-        <w:pStyle w:val="Heading2"/>
-      </w:pPr>
-      <w:r>
-        <w:t xml:space="preserve">Including Plots</w:t>
-      </w:r>
-    </w:p>
-    <w:p>
-      <w:pPr>
-        <w:pStyle w:val="FirstParagraph"/>
-      </w:pPr>
-      <w:r>
-        <w:t xml:space="preserve">You can also embed plots, for example:</w:t>
-      </w:r>
-    </w:p>
-    <w:p>
-      <w:pPr>
-        <w:pStyle w:val="BodyText"/>
-      </w:pPr>
-      <w:r>
-        <w:drawing>
-          <wp:inline>
-            <wp:extent cx="4620126" cy="3696101"/>
-            <wp:effectExtent b="0" l="0" r="0" t="0"/>
-            <wp:docPr descr="" title="" id="23" name="Picture"/>
-            <a:graphic>
-              <a:graphicData uri="http://schemas.openxmlformats.org/drawingml/2006/picture">
-                <pic:pic>
-                  <pic:nvPicPr>
-                    <pic:cNvPr descr="Tapir_Sociality_files/figure-docx/pressure-1.png" id="24" name="Picture"/>
-                    <pic:cNvPicPr>
-                      <a:picLocks noChangeArrowheads="1" noChangeAspect="1"/>
-                    </pic:cNvPicPr>
-                  </pic:nvPicPr>
-                  <pic:blipFill>
-                    <a:blip r:embed="rId22"/>
-                    <a:stretch>
-                      <a:fillRect/>
-                    </a:stretch>
-                  </pic:blipFill>
-                  <pic:spPr bwMode="auto">
-                    <a:xfrm>
-                      <a:off x="0" y="0"/>
-                      <a:ext cx="4620126" cy="3696101"/>
-                    </a:xfrm>
-                    <a:prstGeom prst="rect">
-                      <a:avLst/>
-                    </a:prstGeom>
-                    <a:noFill/>
-                    <a:ln w="9525">
-                      <a:noFill/>
-                      <a:headEnd/>
-                      <a:tailEnd/>
-                    </a:ln>
-                  </pic:spPr>
-                </pic:pic>
-              </a:graphicData>
-            </a:graphic>
-          </wp:inline>
-        </w:drawing>
-      </w:r>
-    </w:p>
-    <w:p>
-      <w:pPr>
-        <w:pStyle w:val="BodyText"/>
-      </w:pPr>
-      <w:r>
-        <w:t xml:space="preserve">Note that the</w:t>
-      </w:r>
-      <w:r>
-        <w:t xml:space="preserve"> </w:t>
-      </w:r>
-      <w:r>
-        <w:rPr>
-          <w:rStyle w:val="VerbatimChar"/>
-        </w:rPr>
-        <w:t xml:space="preserve">echo = FALSE</w:t>
-      </w:r>
-      <w:r>
-        <w:t xml:space="preserve"> </w:t>
-      </w:r>
-      <w:r>
-        <w:t xml:space="preserve">parameter was added to the code chunk to prevent printing of the R code that generated the plot.</w:t>
-      </w:r>
-    </w:p>
-    <w:bookmarkEnd w:id="25"/>
-    <w:sectPr/>
+    <w:sectPr>
+      <w:pgSz w:w="12240" w:h="15840"/>
+      <w:pgMar w:top="1440" w:right="1440" w:bottom="1440" w:left="1440" w:header="720" w:footer="720" w:gutter="0"/>
+      <w:cols w:space="720"/>
+    </w:sectPr>
   </w:body>
 </w:document>
 </file>
 
-<file path=word/comments.xml><?xml version="1.0" encoding="utf-8"?>
-<w:comments xmlns:w="http://schemas.openxmlformats.org/wordprocessingml/2006/main" xmlns:m="http://schemas.openxmlformats.org/officeDocument/2006/math" xmlns:r="http://schemas.openxmlformats.org/officeDocument/2006/relationships" xmlns:o="urn:schemas-microsoft-com:office:office" xmlns:v="urn:schemas-microsoft-com:vml" xmlns:w10="urn:schemas-microsoft-com:office:word" xmlns:a="http://schemas.openxmlformats.org/drawingml/2006/main" xmlns:pic="http://schemas.openxmlformats.org/drawingml/2006/picture" xmlns:wp="http://schemas.openxmlformats.org/drawingml/2006/wordprocessingDrawing"/>
+<file path=word/endnotes.xml><?xml version="1.0" encoding="utf-8"?>
+<w:endnotes xmlns:wpc="http://schemas.microsoft.com/office/word/2010/wordprocessingCanvas" xmlns:cx="http://schemas.microsoft.com/office/drawing/2014/chartex" xmlns:cx1="http://schemas.microsoft.com/office/drawing/2015/9/8/chartex" xmlns:cx2="http://schemas.microsoft.com/office/drawing/2015/10/21/chartex" xmlns:cx3="http://schemas.microsoft.com/office/drawing/2016/5/9/chartex" xmlns:cx4="http://schemas.microsoft.com/office/drawing/2016/5/10/chartex" xmlns:cx5="http://schemas.microsoft.com/office/drawing/2016/5/11/chartex" xmlns:cx6="http://schemas.microsoft.com/office/drawing/2016/5/12/chartex" xmlns:cx7="http://schemas.microsoft.com/office/drawing/2016/5/13/chartex" xmlns:cx8="http://schemas.microsoft.com/office/drawing/2016/5/14/chartex" xmlns:mc="http://schemas.openxmlformats.org/markup-compatibility/2006" xmlns:aink="http://schemas.microsoft.com/office/drawing/2016/ink" xmlns:am3d="http://schemas.microsoft.com/office/drawing/2017/model3d" xmlns:o="urn:schemas-microsoft-com:office:office" xmlns:r="http://schemas.openxmlformats.org/officeDocument/2006/relationships" xmlns:m="http://schemas.openxmlformats.org/officeDocument/2006/math" xmlns:v="urn:schemas-microsoft-com:vml" xmlns:wp14="http://schemas.microsoft.com/office/word/2010/wordprocessingDrawing" xmlns:wp="http://schemas.openxmlformats.org/drawingml/2006/wordprocessingDrawing" xmlns:w10="urn:schemas-microsoft-com:office:word" xmlns:w="http://schemas.openxmlformats.org/wordprocessingml/2006/main" xmlns:w14="http://schemas.microsoft.com/office/word/2010/wordml" xmlns:w15="http://schemas.microsoft.com/office/word/2012/wordml" xmlns:w16cex="http://schemas.microsoft.com/office/word/2018/wordml/cex" xmlns:w16cid="http://schemas.microsoft.com/office/word/2016/wordml/cid" xmlns:w16="http://schemas.microsoft.com/office/word/2018/wordml" xmlns:w16sdtdh="http://schemas.microsoft.com/office/word/2020/wordml/sdtdatahash" xmlns:w16se="http://schemas.microsoft.com/office/word/2015/wordml/symex" xmlns:wpg="http://schemas.microsoft.com/office/word/2010/wordprocessingGroup" xmlns:wpi="http://schemas.microsoft.com/office/word/2010/wordprocessingInk" xmlns:wne="http://schemas.microsoft.com/office/word/2006/wordml" xmlns:wps="http://schemas.microsoft.com/office/word/2010/wordprocessingShape" mc:Ignorable="w14 w15 w16se w16cid w16 w16cex w16sdtdh wp14">
+  <w:endnote w:type="separator" w:id="-1">
+    <w:p>
+      <w:pPr>
+        <w:spacing w:after="0"/>
+      </w:pPr>
+      <w:r>
+        <w:separator/>
+      </w:r>
+    </w:p>
+  </w:endnote>
+  <w:endnote w:type="continuationSeparator" w:id="0">
+    <w:p>
+      <w:pPr>
+        <w:spacing w:after="0"/>
+      </w:pPr>
+      <w:r>
+        <w:continuationSeparator/>
+      </w:r>
+    </w:p>
+  </w:endnote>
+</w:endnotes>
 </file>
 
 <file path=word/footnotes.xml><?xml version="1.0" encoding="utf-8"?>
-<w:footnotes xmlns:w="http://schemas.openxmlformats.org/wordprocessingml/2006/main" xmlns:m="http://schemas.openxmlformats.org/officeDocument/2006/math" xmlns:r="http://schemas.openxmlformats.org/officeDocument/2006/relationships" xmlns:o="urn:schemas-microsoft-com:office:office" xmlns:v="urn:schemas-microsoft-com:vml" xmlns:w10="urn:schemas-microsoft-com:office:word" xmlns:a="http://schemas.openxmlformats.org/drawingml/2006/main" xmlns:pic="http://schemas.openxmlformats.org/drawingml/2006/picture" xmlns:wp="http://schemas.openxmlformats.org/drawingml/2006/wordprocessingDrawing">
+<w:footnotes xmlns:wpc="http://schemas.microsoft.com/office/word/2010/wordprocessingCanvas" xmlns:cx="http://schemas.microsoft.com/office/drawing/2014/chartex" xmlns:cx1="http://schemas.microsoft.com/office/drawing/2015/9/8/chartex" xmlns:cx2="http://schemas.microsoft.com/office/drawing/2015/10/21/chartex" xmlns:cx3="http://schemas.microsoft.com/office/drawing/2016/5/9/chartex" xmlns:cx4="http://schemas.microsoft.com/office/drawing/2016/5/10/chartex" xmlns:cx5="http://schemas.microsoft.com/office/drawing/2016/5/11/chartex" xmlns:cx6="http://schemas.microsoft.com/office/drawing/2016/5/12/chartex" xmlns:cx7="http://schemas.microsoft.com/office/drawing/2016/5/13/chartex" xmlns:cx8="http://schemas.microsoft.com/office/drawing/2016/5/14/chartex" xmlns:mc="http://schemas.openxmlformats.org/markup-compatibility/2006" xmlns:aink="http://schemas.microsoft.com/office/drawing/2016/ink" xmlns:am3d="http://schemas.microsoft.com/office/drawing/2017/model3d" xmlns:o="urn:schemas-microsoft-com:office:office" xmlns:r="http://schemas.openxmlformats.org/officeDocument/2006/relationships" xmlns:m="http://schemas.openxmlformats.org/officeDocument/2006/math" xmlns:v="urn:schemas-microsoft-com:vml" xmlns:wp14="http://schemas.microsoft.com/office/word/2010/wordprocessingDrawing" xmlns:wp="http://schemas.openxmlformats.org/drawingml/2006/wordprocessingDrawing" xmlns:w10="urn:schemas-microsoft-com:office:word" xmlns:w="http://schemas.openxmlformats.org/wordprocessingml/2006/main" xmlns:w14="http://schemas.microsoft.com/office/word/2010/wordml" xmlns:w15="http://schemas.microsoft.com/office/word/2012/wordml" xmlns:w16cex="http://schemas.microsoft.com/office/word/2018/wordml/cex" xmlns:w16cid="http://schemas.microsoft.com/office/word/2016/wordml/cid" xmlns:w16="http://schemas.microsoft.com/office/word/2018/wordml" xmlns:w16sdtdh="http://schemas.microsoft.com/office/word/2020/wordml/sdtdatahash" xmlns:w16se="http://schemas.microsoft.com/office/word/2015/wordml/symex" xmlns:wpg="http://schemas.microsoft.com/office/word/2010/wordprocessingGroup" xmlns:wpi="http://schemas.microsoft.com/office/word/2010/wordprocessingInk" xmlns:wne="http://schemas.microsoft.com/office/word/2006/wordml" xmlns:wps="http://schemas.microsoft.com/office/word/2010/wordprocessingShape" mc:Ignorable="w14 w15 w16se w16cid w16 w16cex w16sdtdh wp14">
+  <w:footnote w:type="separator" w:id="-1">
+    <w:p>
+      <w:r>
+        <w:separator/>
+      </w:r>
+    </w:p>
+  </w:footnote>
   <w:footnote w:type="continuationSeparator" w:id="0">
     <w:p>
       <w:r>
         <w:continuationSeparator/>
-      </w:r>
-    </w:p>
-  </w:footnote>
-  <w:footnote w:type="separator" w:id="-1">
-    <w:p>
-      <w:r>
-        <w:separator/>
       </w:r>
     </w:p>
   </w:footnote>
@@ -358,10 +167,11 @@
 </file>
 
 <file path=word/numbering.xml><?xml version="1.0" encoding="utf-8"?>
-<w:numbering xmlns:w="http://schemas.openxmlformats.org/wordprocessingml/2006/main">
-  <w:abstractNum w:abstractNumId="990">
-    <w:nsid w:val="A990"/>
+<w:numbering xmlns:wpc="http://schemas.microsoft.com/office/word/2010/wordprocessingCanvas" xmlns:cx="http://schemas.microsoft.com/office/drawing/2014/chartex" xmlns:cx1="http://schemas.microsoft.com/office/drawing/2015/9/8/chartex" xmlns:cx2="http://schemas.microsoft.com/office/drawing/2015/10/21/chartex" xmlns:cx3="http://schemas.microsoft.com/office/drawing/2016/5/9/chartex" xmlns:cx4="http://schemas.microsoft.com/office/drawing/2016/5/10/chartex" xmlns:cx5="http://schemas.microsoft.com/office/drawing/2016/5/11/chartex" xmlns:cx6="http://schemas.microsoft.com/office/drawing/2016/5/12/chartex" xmlns:cx7="http://schemas.microsoft.com/office/drawing/2016/5/13/chartex" xmlns:cx8="http://schemas.microsoft.com/office/drawing/2016/5/14/chartex" xmlns:mc="http://schemas.openxmlformats.org/markup-compatibility/2006" xmlns:aink="http://schemas.microsoft.com/office/drawing/2016/ink" xmlns:am3d="http://schemas.microsoft.com/office/drawing/2017/model3d" xmlns:o="urn:schemas-microsoft-com:office:office" xmlns:r="http://schemas.openxmlformats.org/officeDocument/2006/relationships" xmlns:m="http://schemas.openxmlformats.org/officeDocument/2006/math" xmlns:v="urn:schemas-microsoft-com:vml" xmlns:wp14="http://schemas.microsoft.com/office/word/2010/wordprocessingDrawing" xmlns:wp="http://schemas.openxmlformats.org/drawingml/2006/wordprocessingDrawing" xmlns:w10="urn:schemas-microsoft-com:office:word" xmlns:w="http://schemas.openxmlformats.org/wordprocessingml/2006/main" xmlns:w14="http://schemas.microsoft.com/office/word/2010/wordml" xmlns:w15="http://schemas.microsoft.com/office/word/2012/wordml" xmlns:w16cex="http://schemas.microsoft.com/office/word/2018/wordml/cex" xmlns:w16cid="http://schemas.microsoft.com/office/word/2016/wordml/cid" xmlns:w16="http://schemas.microsoft.com/office/word/2018/wordml" xmlns:w16sdtdh="http://schemas.microsoft.com/office/word/2020/wordml/sdtdatahash" xmlns:w16se="http://schemas.microsoft.com/office/word/2015/wordml/symex" xmlns:wpg="http://schemas.microsoft.com/office/word/2010/wordprocessingGroup" xmlns:wpi="http://schemas.microsoft.com/office/word/2010/wordprocessingInk" xmlns:wne="http://schemas.microsoft.com/office/word/2006/wordml" xmlns:wps="http://schemas.microsoft.com/office/word/2010/wordprocessingShape" mc:Ignorable="w14 w15 w16se w16cid w16 w16cex w16sdtdh wp14">
+  <w:abstractNum w:abstractNumId="0" w15:restartNumberingAfterBreak="0">
+    <w:nsid w:val="0000A990"/>
     <w:multiLevelType w:val="multilevel"/>
+    <w:tmpl w:val="EC24D330"/>
     <w:lvl w:ilvl="0">
       <w:numFmt w:val="bullet"/>
       <w:lvlText w:val=" "/>
@@ -435,21 +245,21 @@
       </w:pPr>
     </w:lvl>
   </w:abstractNum>
-  <w:num w:numId="1000">
-    <w:abstractNumId w:val="990"/>
+  <w:num w:numId="1">
+    <w:abstractNumId w:val="0"/>
   </w:num>
 </w:numbering>
 </file>
 
 <file path=word/styles.xml><?xml version="1.0" encoding="utf-8"?>
-<w:styles xmlns:r="http://schemas.openxmlformats.org/officeDocument/2006/relationships" xmlns:w="http://schemas.openxmlformats.org/wordprocessingml/2006/main">
+<w:styles xmlns:mc="http://schemas.openxmlformats.org/markup-compatibility/2006" xmlns:r="http://schemas.openxmlformats.org/officeDocument/2006/relationships" xmlns:w="http://schemas.openxmlformats.org/wordprocessingml/2006/main" xmlns:w14="http://schemas.microsoft.com/office/word/2010/wordml" xmlns:w15="http://schemas.microsoft.com/office/word/2012/wordml" xmlns:w16cex="http://schemas.microsoft.com/office/word/2018/wordml/cex" xmlns:w16cid="http://schemas.microsoft.com/office/word/2016/wordml/cid" xmlns:w16="http://schemas.microsoft.com/office/word/2018/wordml" xmlns:w16sdtdh="http://schemas.microsoft.com/office/word/2020/wordml/sdtdatahash" xmlns:w16se="http://schemas.microsoft.com/office/word/2015/wordml/symex" mc:Ignorable="w14 w15 w16se w16cid w16 w16cex w16sdtdh">
   <w:docDefaults>
     <w:rPrDefault>
       <w:rPr>
-        <w:rFonts w:asciiTheme="minorHAnsi" w:cstheme="minorBidi" w:eastAsiaTheme="minorHAnsi" w:hAnsiTheme="minorHAnsi"/>
+        <w:rFonts w:asciiTheme="minorHAnsi" w:eastAsiaTheme="minorHAnsi" w:hAnsiTheme="minorHAnsi" w:cstheme="minorBidi"/>
         <w:sz w:val="24"/>
         <w:szCs w:val="24"/>
-        <w:lang w:bidi="ar-SA" w:eastAsia="en-US" w:val="en-US"/>
+        <w:lang w:val="en-US" w:eastAsia="en-US" w:bidi="ar-SA"/>
       </w:rPr>
     </w:rPrDefault>
     <w:pPrDefault>
@@ -458,35 +268,565 @@
       </w:pPr>
     </w:pPrDefault>
   </w:docDefaults>
-  <w:latentStyles w:count="276" w:defLockedState="0" w:defQFormat="0" w:defSemiHidden="0" w:defUIPriority="0" w:defUnhideWhenUsed="0"/>
-  <w:style w:default="1" w:styleId="Normal" w:type="paragraph">
+  <w:latentStyles w:defLockedState="0" w:defUIPriority="0" w:defSemiHidden="0" w:defUnhideWhenUsed="0" w:defQFormat="0" w:count="376">
+    <w:lsdException w:name="heading 5" w:semiHidden="1" w:unhideWhenUsed="1"/>
+    <w:lsdException w:name="index 2" w:semiHidden="1" w:unhideWhenUsed="1"/>
+    <w:lsdException w:name="index 3" w:semiHidden="1" w:unhideWhenUsed="1"/>
+    <w:lsdException w:name="index 4" w:semiHidden="1" w:unhideWhenUsed="1"/>
+    <w:lsdException w:name="index 5" w:semiHidden="1" w:unhideWhenUsed="1"/>
+    <w:lsdException w:name="index 6" w:semiHidden="1" w:unhideWhenUsed="1"/>
+    <w:lsdException w:name="index 7" w:semiHidden="1" w:unhideWhenUsed="1"/>
+    <w:lsdException w:name="index 8" w:semiHidden="1" w:unhideWhenUsed="1"/>
+    <w:lsdException w:name="index 9" w:semiHidden="1" w:unhideWhenUsed="1"/>
+    <w:lsdException w:name="toc 1" w:semiHidden="1" w:unhideWhenUsed="1"/>
+    <w:lsdException w:name="toc 2" w:semiHidden="1" w:unhideWhenUsed="1"/>
+    <w:lsdException w:name="toc 3" w:semiHidden="1" w:unhideWhenUsed="1"/>
+    <w:lsdException w:name="toc 4" w:semiHidden="1" w:unhideWhenUsed="1"/>
+    <w:lsdException w:name="toc 5" w:semiHidden="1" w:unhideWhenUsed="1"/>
+    <w:lsdException w:name="toc 6" w:semiHidden="1" w:unhideWhenUsed="1"/>
+    <w:lsdException w:name="toc 7" w:semiHidden="1" w:unhideWhenUsed="1"/>
+    <w:lsdException w:name="toc 8" w:semiHidden="1" w:unhideWhenUsed="1"/>
+    <w:lsdException w:name="toc 9" w:semiHidden="1" w:unhideWhenUsed="1"/>
+    <w:lsdException w:name="Normal Indent" w:semiHidden="1" w:unhideWhenUsed="1"/>
+    <w:lsdException w:name="footnote text" w:semiHidden="1" w:unhideWhenUsed="1"/>
+    <w:lsdException w:name="annotation text" w:semiHidden="1" w:unhideWhenUsed="1"/>
+    <w:lsdException w:name="header" w:semiHidden="1" w:unhideWhenUsed="1"/>
+    <w:lsdException w:name="footer" w:semiHidden="1" w:unhideWhenUsed="1"/>
+    <w:lsdException w:name="index heading" w:semiHidden="1" w:unhideWhenUsed="1"/>
+    <w:lsdException w:name="caption" w:semiHidden="1" w:unhideWhenUsed="1"/>
+    <w:lsdException w:name="table of figures" w:semiHidden="1" w:unhideWhenUsed="1"/>
+    <w:lsdException w:name="envelope address" w:semiHidden="1" w:unhideWhenUsed="1"/>
+    <w:lsdException w:name="envelope return" w:semiHidden="1" w:unhideWhenUsed="1"/>
+    <w:lsdException w:name="footnote reference" w:semiHidden="1" w:unhideWhenUsed="1"/>
+    <w:lsdException w:name="annotation reference" w:semiHidden="1" w:unhideWhenUsed="1"/>
+    <w:lsdException w:name="line number" w:semiHidden="1" w:unhideWhenUsed="1"/>
+    <w:lsdException w:name="page number" w:semiHidden="1" w:unhideWhenUsed="1"/>
+    <w:lsdException w:name="endnote reference" w:semiHidden="1" w:unhideWhenUsed="1"/>
+    <w:lsdException w:name="endnote text" w:semiHidden="1" w:unhideWhenUsed="1"/>
+    <w:lsdException w:name="table of authorities" w:semiHidden="1" w:unhideWhenUsed="1"/>
+    <w:lsdException w:name="macro" w:semiHidden="1" w:unhideWhenUsed="1"/>
+    <w:lsdException w:name="toa heading" w:semiHidden="1" w:unhideWhenUsed="1"/>
+    <w:lsdException w:name="List" w:semiHidden="1" w:unhideWhenUsed="1"/>
+    <w:lsdException w:name="List Bullet" w:semiHidden="1" w:unhideWhenUsed="1"/>
+    <w:lsdException w:name="List Number" w:semiHidden="1" w:unhideWhenUsed="1"/>
+    <w:lsdException w:name="List 2" w:semiHidden="1" w:unhideWhenUsed="1"/>
+    <w:lsdException w:name="List 3" w:semiHidden="1" w:unhideWhenUsed="1"/>
+    <w:lsdException w:name="List 4" w:semiHidden="1" w:unhideWhenUsed="1"/>
+    <w:lsdException w:name="List Bullet 2" w:semiHidden="1" w:unhideWhenUsed="1"/>
+    <w:lsdException w:name="List Bullet 3" w:semiHidden="1" w:unhideWhenUsed="1"/>
+    <w:lsdException w:name="List Number 2" w:semiHidden="1" w:unhideWhenUsed="1"/>
+    <w:lsdException w:name="List Number 3" w:semiHidden="1" w:unhideWhenUsed="1"/>
+    <w:lsdException w:name="List Number 4" w:semiHidden="1" w:unhideWhenUsed="1"/>
+    <w:lsdException w:name="List Number 5" w:semiHidden="1" w:unhideWhenUsed="1"/>
+    <w:lsdException w:name="Closing" w:semiHidden="1" w:unhideWhenUsed="1"/>
+    <w:lsdException w:name="Signature" w:semiHidden="1" w:unhideWhenUsed="1"/>
+    <w:lsdException w:name="Default Paragraph Font" w:semiHidden="1" w:unhideWhenUsed="1"/>
+    <w:lsdException w:name="Body Text" w:semiHidden="1" w:unhideWhenUsed="1"/>
+    <w:lsdException w:name="Body Text Indent" w:semiHidden="1" w:unhideWhenUsed="1"/>
+    <w:lsdException w:name="List Continue" w:semiHidden="1" w:unhideWhenUsed="1"/>
+    <w:lsdException w:name="List Continue 2" w:semiHidden="1" w:unhideWhenUsed="1"/>
+    <w:lsdException w:name="List Continue 3" w:semiHidden="1" w:unhideWhenUsed="1"/>
+    <w:lsdException w:name="List Continue 4" w:semiHidden="1" w:unhideWhenUsed="1"/>
+    <w:lsdException w:name="List Continue 5" w:semiHidden="1" w:unhideWhenUsed="1"/>
+    <w:lsdException w:name="Message Header" w:semiHidden="1" w:unhideWhenUsed="1"/>
+    <w:lsdException w:name="Salutation" w:semiHidden="1" w:unhideWhenUsed="1"/>
+    <w:lsdException w:name="Date" w:semiHidden="1" w:unhideWhenUsed="1"/>
+    <w:lsdException w:name="Body Text First Indent" w:semiHidden="1" w:unhideWhenUsed="1"/>
+    <w:lsdException w:name="Body Text Indent 2" w:semiHidden="1" w:unhideWhenUsed="1"/>
+    <w:lsdException w:name="Body Text Indent 3" w:semiHidden="1" w:unhideWhenUsed="1"/>
+    <w:lsdException w:name="Block Text" w:semiHidden="1" w:unhideWhenUsed="1"/>
+    <w:lsdException w:name="Hyperlink" w:semiHidden="1" w:unhideWhenUsed="1"/>
+    <w:lsdException w:name="FollowedHyperlink" w:semiHidden="1" w:unhideWhenUsed="1"/>
+    <w:lsdException w:name="Document Map" w:semiHidden="1" w:unhideWhenUsed="1"/>
+    <w:lsdException w:name="Plain Text" w:semiHidden="1" w:unhideWhenUsed="1"/>
+    <w:lsdException w:name="E-mail Signature" w:semiHidden="1" w:unhideWhenUsed="1"/>
+    <w:lsdException w:name="HTML Top of Form" w:semiHidden="1" w:unhideWhenUsed="1"/>
+    <w:lsdException w:name="HTML Bottom of Form" w:semiHidden="1" w:unhideWhenUsed="1"/>
+    <w:lsdException w:name="Normal (Web)" w:semiHidden="1" w:unhideWhenUsed="1"/>
+    <w:lsdException w:name="HTML Acronym" w:semiHidden="1" w:unhideWhenUsed="1"/>
+    <w:lsdException w:name="HTML Address" w:semiHidden="1" w:unhideWhenUsed="1"/>
+    <w:lsdException w:name="HTML Cite" w:semiHidden="1" w:unhideWhenUsed="1"/>
+    <w:lsdException w:name="HTML Code" w:semiHidden="1" w:unhideWhenUsed="1"/>
+    <w:lsdException w:name="HTML Definition" w:semiHidden="1" w:unhideWhenUsed="1"/>
+    <w:lsdException w:name="HTML Keyboard" w:semiHidden="1" w:unhideWhenUsed="1"/>
+    <w:lsdException w:name="HTML Preformatted" w:semiHidden="1" w:unhideWhenUsed="1"/>
+    <w:lsdException w:name="HTML Sample" w:semiHidden="1" w:unhideWhenUsed="1"/>
+    <w:lsdException w:name="HTML Typewriter" w:semiHidden="1" w:unhideWhenUsed="1"/>
+    <w:lsdException w:name="HTML Variable" w:semiHidden="1" w:unhideWhenUsed="1"/>
+    <w:lsdException w:name="Normal Table" w:semiHidden="1" w:unhideWhenUsed="1"/>
+    <w:lsdException w:name="annotation subject" w:semiHidden="1" w:unhideWhenUsed="1"/>
+    <w:lsdException w:name="No List" w:semiHidden="1" w:unhideWhenUsed="1"/>
+    <w:lsdException w:name="Outline List 1" w:semiHidden="1" w:unhideWhenUsed="1"/>
+    <w:lsdException w:name="Outline List 2" w:semiHidden="1" w:unhideWhenUsed="1"/>
+    <w:lsdException w:name="Outline List 3" w:semiHidden="1" w:unhideWhenUsed="1"/>
+    <w:lsdException w:name="Table Simple 1" w:semiHidden="1" w:unhideWhenUsed="1"/>
+    <w:lsdException w:name="Table Simple 2" w:semiHidden="1" w:unhideWhenUsed="1"/>
+    <w:lsdException w:name="Table Simple 3" w:semiHidden="1" w:unhideWhenUsed="1"/>
+    <w:lsdException w:name="Table Classic 1" w:semiHidden="1" w:unhideWhenUsed="1"/>
+    <w:lsdException w:name="Table Classic 2" w:semiHidden="1" w:unhideWhenUsed="1"/>
+    <w:lsdException w:name="Table Classic 3" w:semiHidden="1" w:unhideWhenUsed="1"/>
+    <w:lsdException w:name="Table Classic 4" w:semiHidden="1" w:unhideWhenUsed="1"/>
+    <w:lsdException w:name="Table Colorful 1" w:semiHidden="1" w:unhideWhenUsed="1"/>
+    <w:lsdException w:name="Table Colorful 2" w:semiHidden="1" w:unhideWhenUsed="1"/>
+    <w:lsdException w:name="Table Colorful 3" w:semiHidden="1" w:unhideWhenUsed="1"/>
+    <w:lsdException w:name="Table Columns 1" w:semiHidden="1" w:unhideWhenUsed="1"/>
+    <w:lsdException w:name="Table Columns 2" w:semiHidden="1" w:unhideWhenUsed="1"/>
+    <w:lsdException w:name="Table Columns 3" w:semiHidden="1" w:unhideWhenUsed="1"/>
+    <w:lsdException w:name="Table Columns 4" w:semiHidden="1" w:unhideWhenUsed="1"/>
+    <w:lsdException w:name="Table Columns 5" w:semiHidden="1" w:unhideWhenUsed="1"/>
+    <w:lsdException w:name="Table Grid 1" w:semiHidden="1" w:unhideWhenUsed="1"/>
+    <w:lsdException w:name="Table Grid 2" w:semiHidden="1" w:unhideWhenUsed="1"/>
+    <w:lsdException w:name="Table Grid 3" w:semiHidden="1" w:unhideWhenUsed="1"/>
+    <w:lsdException w:name="Table Grid 4" w:semiHidden="1" w:unhideWhenUsed="1"/>
+    <w:lsdException w:name="Table Grid 5" w:semiHidden="1" w:unhideWhenUsed="1"/>
+    <w:lsdException w:name="Table Grid 6" w:semiHidden="1" w:unhideWhenUsed="1"/>
+    <w:lsdException w:name="Table Grid 7" w:semiHidden="1" w:unhideWhenUsed="1"/>
+    <w:lsdException w:name="Table Grid 8" w:semiHidden="1" w:unhideWhenUsed="1"/>
+    <w:lsdException w:name="Table List 1" w:semiHidden="1" w:unhideWhenUsed="1"/>
+    <w:lsdException w:name="Table List 2" w:semiHidden="1" w:unhideWhenUsed="1"/>
+    <w:lsdException w:name="Table List 3" w:semiHidden="1" w:unhideWhenUsed="1"/>
+    <w:lsdException w:name="Table List 4" w:semiHidden="1" w:unhideWhenUsed="1"/>
+    <w:lsdException w:name="Table List 5" w:semiHidden="1" w:unhideWhenUsed="1"/>
+    <w:lsdException w:name="Table List 6" w:semiHidden="1" w:unhideWhenUsed="1"/>
+    <w:lsdException w:name="Table List 7" w:semiHidden="1" w:unhideWhenUsed="1"/>
+    <w:lsdException w:name="Table List 8" w:semiHidden="1" w:unhideWhenUsed="1"/>
+    <w:lsdException w:name="Table 3D effects 1" w:semiHidden="1" w:unhideWhenUsed="1"/>
+    <w:lsdException w:name="Table 3D effects 2" w:semiHidden="1" w:unhideWhenUsed="1"/>
+    <w:lsdException w:name="Table 3D effects 3" w:semiHidden="1" w:unhideWhenUsed="1"/>
+    <w:lsdException w:name="Table Contemporary" w:semiHidden="1" w:unhideWhenUsed="1"/>
+    <w:lsdException w:name="Table Elegant" w:semiHidden="1" w:unhideWhenUsed="1"/>
+    <w:lsdException w:name="Table Professional" w:semiHidden="1" w:unhideWhenUsed="1"/>
+    <w:lsdException w:name="Table Subtle 1" w:semiHidden="1" w:unhideWhenUsed="1"/>
+    <w:lsdException w:name="Table Subtle 2" w:semiHidden="1" w:unhideWhenUsed="1"/>
+    <w:lsdException w:name="Table Web 1" w:semiHidden="1" w:unhideWhenUsed="1"/>
+    <w:lsdException w:name="Table Web 2" w:semiHidden="1" w:unhideWhenUsed="1"/>
+    <w:lsdException w:name="Table Web 3" w:semiHidden="1" w:unhideWhenUsed="1"/>
+    <w:lsdException w:name="Balloon Text" w:semiHidden="1" w:unhideWhenUsed="1"/>
+    <w:lsdException w:name="Table Theme" w:semiHidden="1" w:unhideWhenUsed="1"/>
+    <w:lsdException w:name="Placeholder Text" w:semiHidden="1"/>
+    <w:lsdException w:name="Light Shading"/>
+    <w:lsdException w:name="Light List"/>
+    <w:lsdException w:name="Medium Grid 3"/>
+    <w:lsdException w:name="Dark List"/>
+    <w:lsdException w:name="Colorful Shading"/>
+    <w:lsdException w:name="Colorful List"/>
+    <w:lsdException w:name="Colorful Grid"/>
+    <w:lsdException w:name="Light Shading Accent 1"/>
+    <w:lsdException w:name="Light List Accent 1"/>
+    <w:lsdException w:name="Light Grid Accent 1"/>
+    <w:lsdException w:name="Medium Shading 1 Accent 1"/>
+    <w:lsdException w:name="Medium Shading 2 Accent 1"/>
+    <w:lsdException w:name="Medium List 1 Accent 1"/>
+    <w:lsdException w:name="Revision" w:semiHidden="1"/>
+    <w:lsdException w:name="Medium List 2 Accent 1"/>
+    <w:lsdException w:name="Medium Grid 1 Accent 1"/>
+    <w:lsdException w:name="Medium Grid 2 Accent 1"/>
+    <w:lsdException w:name="Medium Grid 3 Accent 1"/>
+    <w:lsdException w:name="Dark List Accent 1"/>
+    <w:lsdException w:name="Colorful Shading Accent 1"/>
+    <w:lsdException w:name="Colorful List Accent 1"/>
+    <w:lsdException w:name="Colorful Grid Accent 1"/>
+    <w:lsdException w:name="Light Shading Accent 2"/>
+    <w:lsdException w:name="Light List Accent 2"/>
+    <w:lsdException w:name="Light Grid Accent 2"/>
+    <w:lsdException w:name="Medium Shading 1 Accent 2"/>
+    <w:lsdException w:name="Medium Shading 2 Accent 2"/>
+    <w:lsdException w:name="Medium List 1 Accent 2"/>
+    <w:lsdException w:name="Medium List 2 Accent 2"/>
+    <w:lsdException w:name="Medium Grid 1 Accent 2"/>
+    <w:lsdException w:name="Medium Grid 2 Accent 2"/>
+    <w:lsdException w:name="Medium Grid 3 Accent 2"/>
+    <w:lsdException w:name="Dark List Accent 2"/>
+    <w:lsdException w:name="Colorful Shading Accent 2"/>
+    <w:lsdException w:name="Colorful List Accent 2"/>
+    <w:lsdException w:name="Colorful Grid Accent 2"/>
+    <w:lsdException w:name="Light Shading Accent 3"/>
+    <w:lsdException w:name="Light List Accent 3"/>
+    <w:lsdException w:name="Light Grid Accent 3"/>
+    <w:lsdException w:name="Medium Shading 1 Accent 3"/>
+    <w:lsdException w:name="Medium Shading 2 Accent 3"/>
+    <w:lsdException w:name="Medium List 1 Accent 3"/>
+    <w:lsdException w:name="Medium List 2 Accent 3"/>
+    <w:lsdException w:name="Medium Grid 1 Accent 3"/>
+    <w:lsdException w:name="Medium Grid 2 Accent 3"/>
+    <w:lsdException w:name="Medium Grid 3 Accent 3"/>
+    <w:lsdException w:name="Dark List Accent 3"/>
+    <w:lsdException w:name="Colorful Shading Accent 3"/>
+    <w:lsdException w:name="Colorful List Accent 3"/>
+    <w:lsdException w:name="Colorful Grid Accent 3"/>
+    <w:lsdException w:name="Light Shading Accent 4"/>
+    <w:lsdException w:name="Light List Accent 4"/>
+    <w:lsdException w:name="Light Grid Accent 4"/>
+    <w:lsdException w:name="Medium Shading 1 Accent 4"/>
+    <w:lsdException w:name="Medium Shading 2 Accent 4"/>
+    <w:lsdException w:name="Medium List 1 Accent 4"/>
+    <w:lsdException w:name="Medium List 2 Accent 4"/>
+    <w:lsdException w:name="Medium Grid 1 Accent 4"/>
+    <w:lsdException w:name="Medium Grid 2 Accent 4"/>
+    <w:lsdException w:name="Medium Grid 3 Accent 4"/>
+    <w:lsdException w:name="Dark List Accent 4"/>
+    <w:lsdException w:name="Colorful Shading Accent 4"/>
+    <w:lsdException w:name="Colorful List Accent 4"/>
+    <w:lsdException w:name="Colorful Grid Accent 4"/>
+    <w:lsdException w:name="Light Shading Accent 5"/>
+    <w:lsdException w:name="Light List Accent 5"/>
+    <w:lsdException w:name="Light Grid Accent 5"/>
+    <w:lsdException w:name="Medium Shading 1 Accent 5"/>
+    <w:lsdException w:name="Medium Shading 2 Accent 5"/>
+    <w:lsdException w:name="Medium List 1 Accent 5"/>
+    <w:lsdException w:name="Medium List 2 Accent 5"/>
+    <w:lsdException w:name="Medium Grid 1 Accent 5"/>
+    <w:lsdException w:name="Medium Grid 2 Accent 5"/>
+    <w:lsdException w:name="Medium Grid 3 Accent 5"/>
+    <w:lsdException w:name="Dark List Accent 5"/>
+    <w:lsdException w:name="Colorful Shading Accent 5"/>
+    <w:lsdException w:name="Colorful List Accent 5"/>
+    <w:lsdException w:name="Colorful Grid Accent 5"/>
+    <w:lsdException w:name="Light Shading Accent 6"/>
+    <w:lsdException w:name="Light List Accent 6"/>
+    <w:lsdException w:name="Light Grid Accent 6"/>
+    <w:lsdException w:name="Medium Shading 1 Accent 6"/>
+    <w:lsdException w:name="Medium Shading 2 Accent 6"/>
+    <w:lsdException w:name="Medium List 1 Accent 6"/>
+    <w:lsdException w:name="Medium List 2 Accent 6"/>
+    <w:lsdException w:name="Medium Grid 1 Accent 6"/>
+    <w:lsdException w:name="Medium Grid 2 Accent 6"/>
+    <w:lsdException w:name="Medium Grid 3 Accent 6"/>
+    <w:lsdException w:name="Dark List Accent 6"/>
+    <w:lsdException w:name="Colorful Shading Accent 6"/>
+    <w:lsdException w:name="Colorful List Accent 6"/>
+    <w:lsdException w:name="Colorful Grid Accent 6"/>
+    <w:lsdException w:name="Bibliography" w:semiHidden="1" w:unhideWhenUsed="1"/>
+    <w:lsdException w:name="TOC Heading" w:semiHidden="1" w:unhideWhenUsed="1"/>
+    <w:lsdException w:name="Grid Table 4" w:uiPriority="49"/>
+    <w:lsdException w:name="Grid Table 5 Dark" w:uiPriority="50"/>
+    <w:lsdException w:name="Grid Table 6 Colorful" w:uiPriority="51"/>
+    <w:lsdException w:name="Grid Table 7 Colorful" w:uiPriority="52"/>
+    <w:lsdException w:name="Grid Table 1 Light Accent 1" w:uiPriority="46"/>
+    <w:lsdException w:name="Grid Table 2 Accent 1" w:uiPriority="47"/>
+    <w:lsdException w:name="Grid Table 3 Accent 1" w:uiPriority="48"/>
+    <w:lsdException w:name="Grid Table 4 Accent 1" w:uiPriority="49"/>
+    <w:lsdException w:name="Grid Table 5 Dark Accent 1" w:uiPriority="50"/>
+    <w:lsdException w:name="Grid Table 6 Colorful Accent 1" w:uiPriority="51"/>
+    <w:lsdException w:name="Grid Table 7 Colorful Accent 1" w:uiPriority="52"/>
+    <w:lsdException w:name="Grid Table 1 Light Accent 2" w:uiPriority="46"/>
+    <w:lsdException w:name="Grid Table 2 Accent 2" w:uiPriority="47"/>
+    <w:lsdException w:name="Grid Table 3 Accent 2" w:uiPriority="48"/>
+    <w:lsdException w:name="Grid Table 4 Accent 2" w:uiPriority="49"/>
+    <w:lsdException w:name="Grid Table 5 Dark Accent 2" w:uiPriority="50"/>
+    <w:lsdException w:name="Grid Table 6 Colorful Accent 2" w:uiPriority="51"/>
+    <w:lsdException w:name="Grid Table 7 Colorful Accent 2" w:uiPriority="52"/>
+    <w:lsdException w:name="Grid Table 1 Light Accent 3" w:uiPriority="46"/>
+    <w:lsdException w:name="Grid Table 2 Accent 3" w:uiPriority="47"/>
+    <w:lsdException w:name="Grid Table 3 Accent 3" w:uiPriority="48"/>
+    <w:lsdException w:name="Grid Table 4 Accent 3" w:uiPriority="49"/>
+    <w:lsdException w:name="Grid Table 5 Dark Accent 3" w:uiPriority="50"/>
+    <w:lsdException w:name="Grid Table 6 Colorful Accent 3" w:uiPriority="51"/>
+    <w:lsdException w:name="Grid Table 7 Colorful Accent 3" w:uiPriority="52"/>
+    <w:lsdException w:name="Grid Table 1 Light Accent 4" w:uiPriority="46"/>
+    <w:lsdException w:name="Grid Table 2 Accent 4" w:uiPriority="47"/>
+    <w:lsdException w:name="Grid Table 3 Accent 4" w:uiPriority="48"/>
+    <w:lsdException w:name="Grid Table 4 Accent 4" w:uiPriority="49"/>
+    <w:lsdException w:name="Grid Table 5 Dark Accent 4" w:uiPriority="50"/>
+    <w:lsdException w:name="Grid Table 6 Colorful Accent 4" w:uiPriority="51"/>
+    <w:lsdException w:name="Grid Table 7 Colorful Accent 4" w:uiPriority="52"/>
+    <w:lsdException w:name="Grid Table 1 Light Accent 5" w:uiPriority="46"/>
+    <w:lsdException w:name="Grid Table 2 Accent 5" w:uiPriority="47"/>
+    <w:lsdException w:name="Grid Table 3 Accent 5" w:uiPriority="48"/>
+    <w:lsdException w:name="Grid Table 4 Accent 5" w:uiPriority="49"/>
+    <w:lsdException w:name="Grid Table 5 Dark Accent 5" w:uiPriority="50"/>
+    <w:lsdException w:name="Grid Table 6 Colorful Accent 5" w:uiPriority="51"/>
+    <w:lsdException w:name="Grid Table 7 Colorful Accent 5" w:uiPriority="52"/>
+    <w:lsdException w:name="Grid Table 1 Light Accent 6" w:uiPriority="46"/>
+    <w:lsdException w:name="Grid Table 2 Accent 6" w:uiPriority="47"/>
+    <w:lsdException w:name="Grid Table 3 Accent 6" w:uiPriority="48"/>
+    <w:lsdException w:name="Grid Table 4 Accent 6" w:uiPriority="49"/>
+    <w:lsdException w:name="Grid Table 5 Dark Accent 6" w:uiPriority="50"/>
+    <w:lsdException w:name="Grid Table 6 Colorful Accent 6" w:uiPriority="51"/>
+    <w:lsdException w:name="Grid Table 7 Colorful Accent 6" w:uiPriority="52"/>
+    <w:lsdException w:name="List Table 1 Light" w:uiPriority="46"/>
+    <w:lsdException w:name="List Table 2" w:uiPriority="47"/>
+    <w:lsdException w:name="List Table 3" w:uiPriority="48"/>
+    <w:lsdException w:name="List Table 4" w:uiPriority="49"/>
+    <w:lsdException w:name="List Table 5 Dark" w:uiPriority="50"/>
+    <w:lsdException w:name="List Table 6 Colorful" w:uiPriority="51"/>
+    <w:lsdException w:name="List Table 7 Colorful" w:uiPriority="52"/>
+    <w:lsdException w:name="List Table 1 Light Accent 1" w:uiPriority="46"/>
+    <w:lsdException w:name="List Table 2 Accent 1" w:uiPriority="47"/>
+    <w:lsdException w:name="List Table 3 Accent 1" w:uiPriority="48"/>
+    <w:lsdException w:name="List Table 4 Accent 1" w:uiPriority="49"/>
+    <w:lsdException w:name="List Table 5 Dark Accent 1" w:uiPriority="50"/>
+    <w:lsdException w:name="List Table 6 Colorful Accent 1" w:uiPriority="51"/>
+    <w:lsdException w:name="List Table 7 Colorful Accent 1" w:uiPriority="52"/>
+    <w:lsdException w:name="List Table 1 Light Accent 2" w:uiPriority="46"/>
+    <w:lsdException w:name="List Table 2 Accent 2" w:uiPriority="47"/>
+    <w:lsdException w:name="List Table 3 Accent 2" w:uiPriority="48"/>
+    <w:lsdException w:name="List Table 4 Accent 2" w:uiPriority="49"/>
+    <w:lsdException w:name="List Table 5 Dark Accent 2" w:uiPriority="50"/>
+    <w:lsdException w:name="List Table 6 Colorful Accent 2" w:uiPriority="51"/>
+    <w:lsdException w:name="List Table 7 Colorful Accent 2" w:uiPriority="52"/>
+    <w:lsdException w:name="List Table 1 Light Accent 3" w:uiPriority="46"/>
+    <w:lsdException w:name="List Table 2 Accent 3" w:uiPriority="47"/>
+    <w:lsdException w:name="List Table 3 Accent 3" w:uiPriority="48"/>
+    <w:lsdException w:name="List Table 4 Accent 3" w:uiPriority="49"/>
+    <w:lsdException w:name="List Table 5 Dark Accent 3" w:uiPriority="50"/>
+    <w:lsdException w:name="List Table 6 Colorful Accent 3" w:uiPriority="51"/>
+    <w:lsdException w:name="List Table 7 Colorful Accent 3" w:uiPriority="52"/>
+    <w:lsdException w:name="List Table 1 Light Accent 4" w:uiPriority="46"/>
+    <w:lsdException w:name="List Table 2 Accent 4" w:uiPriority="47"/>
+    <w:lsdException w:name="List Table 3 Accent 4" w:uiPriority="48"/>
+    <w:lsdException w:name="List Table 4 Accent 4" w:uiPriority="49"/>
+    <w:lsdException w:name="List Table 5 Dark Accent 4" w:uiPriority="50"/>
+    <w:lsdException w:name="List Table 6 Colorful Accent 4" w:uiPriority="51"/>
+    <w:lsdException w:name="List Table 7 Colorful Accent 4" w:uiPriority="52"/>
+    <w:lsdException w:name="List Table 1 Light Accent 5" w:uiPriority="46"/>
+    <w:lsdException w:name="List Table 2 Accent 5" w:uiPriority="47"/>
+    <w:lsdException w:name="List Table 3 Accent 5" w:uiPriority="48"/>
+    <w:lsdException w:name="List Table 4 Accent 5" w:uiPriority="49"/>
+    <w:lsdException w:name="List Table 5 Dark Accent 5" w:uiPriority="50"/>
+    <w:lsdException w:name="List Table 6 Colorful Accent 5" w:uiPriority="51"/>
+    <w:lsdException w:name="List Table 7 Colorful Accent 5" w:uiPriority="52"/>
+    <w:lsdException w:name="List Table 1 Light Accent 6" w:uiPriority="46"/>
+    <w:lsdException w:name="List Table 2 Accent 6" w:uiPriority="47"/>
+    <w:lsdException w:name="List Table 3 Accent 6" w:uiPriority="48"/>
+    <w:lsdException w:name="List Table 4 Accent 6" w:uiPriority="49"/>
+    <w:lsdException w:name="List Table 5 Dark Accent 6" w:uiPriority="50"/>
+    <w:lsdException w:name="List Table 6 Colorful Accent 6" w:uiPriority="51"/>
+    <w:lsdException w:name="List Table 7 Colorful Accent 6" w:uiPriority="52"/>
+    <w:lsdException w:name="Mention" w:semiHidden="1" w:uiPriority="99" w:unhideWhenUsed="1"/>
+    <w:lsdException w:name="Smart Hyperlink" w:semiHidden="1" w:uiPriority="99" w:unhideWhenUsed="1"/>
+    <w:lsdException w:name="Hashtag" w:semiHidden="1" w:uiPriority="99" w:unhideWhenUsed="1"/>
+    <w:lsdException w:name="Unresolved Mention" w:semiHidden="1" w:uiPriority="99" w:unhideWhenUsed="1"/>
+    <w:lsdException w:name="Smart Link" w:semiHidden="1" w:uiPriority="99" w:unhideWhenUsed="1"/>
+  </w:latentStyles>
+  <w:style w:type="paragraph" w:default="1" w:styleId="Normal">
     <w:name w:val="Normal"/>
     <w:qFormat/>
   </w:style>
-  <w:style w:styleId="BodyText" w:type="paragraph">
+  <w:style w:type="paragraph" w:styleId="Heading1">
+    <w:name w:val="heading 1"/>
+    <w:basedOn w:val="Normal"/>
+    <w:next w:val="BodyText"/>
+    <w:uiPriority w:val="9"/>
+    <w:qFormat/>
+    <w:pPr>
+      <w:keepNext/>
+      <w:keepLines/>
+      <w:spacing w:before="480" w:after="0"/>
+      <w:outlineLvl w:val="0"/>
+    </w:pPr>
+    <w:rPr>
+      <w:rFonts w:asciiTheme="majorHAnsi" w:eastAsiaTheme="majorEastAsia" w:hAnsiTheme="majorHAnsi" w:cstheme="majorBidi"/>
+      <w:b/>
+      <w:bCs/>
+      <w:color w:val="4F81BD" w:themeColor="accent1"/>
+      <w:sz w:val="32"/>
+      <w:szCs w:val="32"/>
+    </w:rPr>
+  </w:style>
+  <w:style w:type="paragraph" w:styleId="Heading2">
+    <w:name w:val="heading 2"/>
+    <w:basedOn w:val="Normal"/>
+    <w:next w:val="BodyText"/>
+    <w:uiPriority w:val="9"/>
+    <w:unhideWhenUsed/>
+    <w:qFormat/>
+    <w:pPr>
+      <w:keepNext/>
+      <w:keepLines/>
+      <w:spacing w:before="200" w:after="0"/>
+      <w:outlineLvl w:val="1"/>
+    </w:pPr>
+    <w:rPr>
+      <w:rFonts w:asciiTheme="majorHAnsi" w:eastAsiaTheme="majorEastAsia" w:hAnsiTheme="majorHAnsi" w:cstheme="majorBidi"/>
+      <w:b/>
+      <w:bCs/>
+      <w:color w:val="4F81BD" w:themeColor="accent1"/>
+      <w:sz w:val="28"/>
+      <w:szCs w:val="28"/>
+    </w:rPr>
+  </w:style>
+  <w:style w:type="paragraph" w:styleId="Heading3">
+    <w:name w:val="heading 3"/>
+    <w:basedOn w:val="Normal"/>
+    <w:next w:val="BodyText"/>
+    <w:uiPriority w:val="9"/>
+    <w:unhideWhenUsed/>
+    <w:qFormat/>
+    <w:pPr>
+      <w:keepNext/>
+      <w:keepLines/>
+      <w:spacing w:before="200" w:after="0"/>
+      <w:outlineLvl w:val="2"/>
+    </w:pPr>
+    <w:rPr>
+      <w:rFonts w:asciiTheme="majorHAnsi" w:eastAsiaTheme="majorEastAsia" w:hAnsiTheme="majorHAnsi" w:cstheme="majorBidi"/>
+      <w:b/>
+      <w:bCs/>
+      <w:color w:val="4F81BD" w:themeColor="accent1"/>
+    </w:rPr>
+  </w:style>
+  <w:style w:type="paragraph" w:styleId="Heading4">
+    <w:name w:val="heading 4"/>
+    <w:basedOn w:val="Normal"/>
+    <w:next w:val="BodyText"/>
+    <w:uiPriority w:val="9"/>
+    <w:unhideWhenUsed/>
+    <w:qFormat/>
+    <w:pPr>
+      <w:keepNext/>
+      <w:keepLines/>
+      <w:spacing w:before="200" w:after="0"/>
+      <w:outlineLvl w:val="3"/>
+    </w:pPr>
+    <w:rPr>
+      <w:rFonts w:asciiTheme="majorHAnsi" w:eastAsiaTheme="majorEastAsia" w:hAnsiTheme="majorHAnsi" w:cstheme="majorBidi"/>
+      <w:bCs/>
+      <w:i/>
+      <w:color w:val="4F81BD" w:themeColor="accent1"/>
+    </w:rPr>
+  </w:style>
+  <w:style w:type="paragraph" w:styleId="Heading5">
+    <w:name w:val="heading 5"/>
+    <w:basedOn w:val="Normal"/>
+    <w:next w:val="BodyText"/>
+    <w:uiPriority w:val="9"/>
+    <w:unhideWhenUsed/>
+    <w:qFormat/>
+    <w:pPr>
+      <w:keepNext/>
+      <w:keepLines/>
+      <w:spacing w:before="200" w:after="0"/>
+      <w:outlineLvl w:val="4"/>
+    </w:pPr>
+    <w:rPr>
+      <w:rFonts w:asciiTheme="majorHAnsi" w:eastAsiaTheme="majorEastAsia" w:hAnsiTheme="majorHAnsi" w:cstheme="majorBidi"/>
+      <w:iCs/>
+      <w:color w:val="4F81BD" w:themeColor="accent1"/>
+    </w:rPr>
+  </w:style>
+  <w:style w:type="paragraph" w:styleId="Heading6">
+    <w:name w:val="heading 6"/>
+    <w:basedOn w:val="Normal"/>
+    <w:next w:val="BodyText"/>
+    <w:uiPriority w:val="9"/>
+    <w:unhideWhenUsed/>
+    <w:qFormat/>
+    <w:pPr>
+      <w:keepNext/>
+      <w:keepLines/>
+      <w:spacing w:before="200" w:after="0"/>
+      <w:outlineLvl w:val="5"/>
+    </w:pPr>
+    <w:rPr>
+      <w:rFonts w:asciiTheme="majorHAnsi" w:eastAsiaTheme="majorEastAsia" w:hAnsiTheme="majorHAnsi" w:cstheme="majorBidi"/>
+      <w:color w:val="4F81BD" w:themeColor="accent1"/>
+    </w:rPr>
+  </w:style>
+  <w:style w:type="paragraph" w:styleId="Heading7">
+    <w:name w:val="heading 7"/>
+    <w:basedOn w:val="Normal"/>
+    <w:next w:val="BodyText"/>
+    <w:uiPriority w:val="9"/>
+    <w:unhideWhenUsed/>
+    <w:qFormat/>
+    <w:pPr>
+      <w:keepNext/>
+      <w:keepLines/>
+      <w:spacing w:before="200" w:after="0"/>
+      <w:outlineLvl w:val="6"/>
+    </w:pPr>
+    <w:rPr>
+      <w:rFonts w:asciiTheme="majorHAnsi" w:eastAsiaTheme="majorEastAsia" w:hAnsiTheme="majorHAnsi" w:cstheme="majorBidi"/>
+      <w:color w:val="4F81BD" w:themeColor="accent1"/>
+    </w:rPr>
+  </w:style>
+  <w:style w:type="paragraph" w:styleId="Heading8">
+    <w:name w:val="heading 8"/>
+    <w:basedOn w:val="Normal"/>
+    <w:next w:val="BodyText"/>
+    <w:uiPriority w:val="9"/>
+    <w:unhideWhenUsed/>
+    <w:qFormat/>
+    <w:pPr>
+      <w:keepNext/>
+      <w:keepLines/>
+      <w:spacing w:before="200" w:after="0"/>
+      <w:outlineLvl w:val="7"/>
+    </w:pPr>
+    <w:rPr>
+      <w:rFonts w:asciiTheme="majorHAnsi" w:eastAsiaTheme="majorEastAsia" w:hAnsiTheme="majorHAnsi" w:cstheme="majorBidi"/>
+      <w:color w:val="4F81BD" w:themeColor="accent1"/>
+    </w:rPr>
+  </w:style>
+  <w:style w:type="paragraph" w:styleId="Heading9">
+    <w:name w:val="heading 9"/>
+    <w:basedOn w:val="Normal"/>
+    <w:next w:val="BodyText"/>
+    <w:uiPriority w:val="9"/>
+    <w:unhideWhenUsed/>
+    <w:qFormat/>
+    <w:pPr>
+      <w:keepNext/>
+      <w:keepLines/>
+      <w:spacing w:before="200" w:after="0"/>
+      <w:outlineLvl w:val="8"/>
+    </w:pPr>
+    <w:rPr>
+      <w:rFonts w:asciiTheme="majorHAnsi" w:eastAsiaTheme="majorEastAsia" w:hAnsiTheme="majorHAnsi" w:cstheme="majorBidi"/>
+      <w:color w:val="4F81BD" w:themeColor="accent1"/>
+    </w:rPr>
+  </w:style>
+  <w:style w:type="character" w:default="1" w:styleId="DefaultParagraphFont">
+    <w:name w:val="Default Paragraph Font"/>
+    <w:uiPriority w:val="1"/>
+    <w:semiHidden/>
+    <w:unhideWhenUsed/>
+  </w:style>
+  <w:style w:type="table" w:default="1" w:styleId="TableNormal">
+    <w:name w:val="Normal Table"/>
+    <w:uiPriority w:val="99"/>
+    <w:semiHidden/>
+    <w:unhideWhenUsed/>
+    <w:tblPr>
+      <w:tblInd w:w="0" w:type="dxa"/>
+      <w:tblCellMar>
+        <w:top w:w="0" w:type="dxa"/>
+        <w:left w:w="108" w:type="dxa"/>
+        <w:bottom w:w="0" w:type="dxa"/>
+        <w:right w:w="108" w:type="dxa"/>
+      </w:tblCellMar>
+    </w:tblPr>
+  </w:style>
+  <w:style w:type="numbering" w:default="1" w:styleId="NoList">
+    <w:name w:val="No List"/>
+    <w:uiPriority w:val="99"/>
+    <w:semiHidden/>
+    <w:unhideWhenUsed/>
+  </w:style>
+  <w:style w:type="paragraph" w:styleId="BodyText">
     <w:name w:val="Body Text"/>
     <w:basedOn w:val="Normal"/>
-    <w:link w:val="BodyTextChar"/>
-    <w:pPr>
-      <w:spacing w:after="180" w:before="180"/>
-    </w:pPr>
-    <w:qFormat/>
-  </w:style>
-  <w:style w:customStyle="1" w:styleId="FirstParagraph" w:type="paragraph">
+    <w:qFormat/>
+    <w:pPr>
+      <w:spacing w:before="180" w:after="180"/>
+    </w:pPr>
+  </w:style>
+  <w:style w:type="paragraph" w:customStyle="1" w:styleId="FirstParagraph">
     <w:name w:val="First Paragraph"/>
     <w:basedOn w:val="BodyText"/>
     <w:next w:val="BodyText"/>
     <w:qFormat/>
   </w:style>
-  <w:style w:customStyle="1" w:styleId="Compact" w:type="paragraph">
+  <w:style w:type="paragraph" w:customStyle="1" w:styleId="Compact">
     <w:name w:val="Compact"/>
     <w:basedOn w:val="BodyText"/>
     <w:qFormat/>
     <w:pPr>
-      <w:spacing w:after="36" w:before="36"/>
-    </w:pPr>
-  </w:style>
-  <w:style w:styleId="Title" w:type="paragraph">
+      <w:spacing w:before="36" w:after="36"/>
+    </w:pPr>
+  </w:style>
+  <w:style w:type="paragraph" w:styleId="Title">
     <w:name w:val="Title"/>
     <w:basedOn w:val="Normal"/>
     <w:next w:val="BodyText"/>
@@ -494,35 +834,32 @@
     <w:pPr>
       <w:keepNext/>
       <w:keepLines/>
-      <w:spacing w:after="240" w:before="480"/>
+      <w:spacing w:before="480" w:after="240"/>
       <w:jc w:val="center"/>
     </w:pPr>
     <w:rPr>
-      <w:rFonts w:asciiTheme="majorHAnsi" w:cstheme="majorBidi" w:eastAsiaTheme="majorEastAsia" w:hAnsiTheme="majorHAnsi"/>
+      <w:rFonts w:asciiTheme="majorHAnsi" w:eastAsiaTheme="majorEastAsia" w:hAnsiTheme="majorHAnsi" w:cstheme="majorBidi"/>
       <w:b/>
       <w:bCs/>
-      <w:color w:themeColor="accent1" w:themeShade="B5" w:val="345A8A"/>
+      <w:color w:val="345A8A" w:themeColor="accent1" w:themeShade="B5"/>
       <w:sz w:val="36"/>
       <w:szCs w:val="36"/>
     </w:rPr>
   </w:style>
-  <w:style w:styleId="Subtitle" w:type="paragraph">
+  <w:style w:type="paragraph" w:styleId="Subtitle">
     <w:name w:val="Subtitle"/>
     <w:basedOn w:val="Title"/>
     <w:next w:val="BodyText"/>
     <w:qFormat/>
     <w:pPr>
-      <w:keepNext/>
-      <w:keepLines/>
-      <w:spacing w:after="240" w:before="240"/>
-      <w:jc w:val="center"/>
+      <w:spacing w:before="240"/>
     </w:pPr>
     <w:rPr>
       <w:sz w:val="30"/>
       <w:szCs w:val="30"/>
     </w:rPr>
   </w:style>
-  <w:style w:customStyle="1" w:styleId="Author" w:type="paragraph">
+  <w:style w:type="paragraph" w:customStyle="1" w:styleId="Author">
     <w:name w:val="Author"/>
     <w:next w:val="BodyText"/>
     <w:qFormat/>
@@ -532,7 +869,7 @@
       <w:jc w:val="center"/>
     </w:pPr>
   </w:style>
-  <w:style w:styleId="Date" w:type="paragraph">
+  <w:style w:type="paragraph" w:styleId="Date">
     <w:name w:val="Date"/>
     <w:next w:val="BodyText"/>
     <w:qFormat/>
@@ -542,7 +879,7 @@
       <w:jc w:val="center"/>
     </w:pPr>
   </w:style>
-  <w:style w:customStyle="1" w:styleId="Abstract" w:type="paragraph">
+  <w:style w:type="paragraph" w:customStyle="1" w:styleId="Abstract">
     <w:name w:val="Abstract"/>
     <w:basedOn w:val="Normal"/>
     <w:next w:val="BodyText"/>
@@ -550,210 +887,19 @@
     <w:pPr>
       <w:keepNext/>
       <w:keepLines/>
-      <w:spacing w:after="300" w:before="300"/>
+      <w:spacing w:before="300" w:after="300"/>
     </w:pPr>
     <w:rPr>
       <w:sz w:val="20"/>
       <w:szCs w:val="20"/>
     </w:rPr>
   </w:style>
-  <w:style w:styleId="Bibliography" w:type="paragraph">
+  <w:style w:type="paragraph" w:styleId="Bibliography">
     <w:name w:val="Bibliography"/>
     <w:basedOn w:val="Normal"/>
-    <w:next w:val="Bibliography"/>
-    <w:qFormat/>
-    <w:pPr/>
-    <w:rPr/>
-  </w:style>
-  <w:style w:styleId="Heading1" w:type="paragraph">
-    <w:name w:val="Heading 1"/>
-    <w:basedOn w:val="Normal"/>
-    <w:next w:val="BodyText"/>
-    <w:uiPriority w:val="9"/>
-    <w:qFormat/>
-    <w:pPr>
-      <w:keepNext/>
-      <w:keepLines/>
-      <w:spacing w:after="0" w:before="480"/>
-      <w:outlineLvl w:val="0"/>
-    </w:pPr>
-    <w:rPr>
-      <w:rFonts w:asciiTheme="majorHAnsi" w:cstheme="majorBidi" w:eastAsiaTheme="majorEastAsia" w:hAnsiTheme="majorHAnsi"/>
-      <w:b/>
-      <w:bCs/>
-      <w:color w:themeColor="accent1" w:val="4F81BD"/>
-      <w:sz w:val="32"/>
-      <w:szCs w:val="32"/>
-    </w:rPr>
-  </w:style>
-  <w:style w:styleId="Heading2" w:type="paragraph">
-    <w:name w:val="Heading 2"/>
-    <w:basedOn w:val="Normal"/>
-    <w:next w:val="BodyText"/>
-    <w:uiPriority w:val="9"/>
-    <w:unhideWhenUsed/>
-    <w:qFormat/>
-    <w:pPr>
-      <w:keepNext/>
-      <w:keepLines/>
-      <w:spacing w:after="0" w:before="200"/>
-      <w:outlineLvl w:val="1"/>
-    </w:pPr>
-    <w:rPr>
-      <w:rFonts w:asciiTheme="majorHAnsi" w:cstheme="majorBidi" w:eastAsiaTheme="majorEastAsia" w:hAnsiTheme="majorHAnsi"/>
-      <w:b/>
-      <w:bCs/>
-      <w:color w:themeColor="accent1" w:val="4F81BD"/>
-      <w:sz w:val="28"/>
-      <w:szCs w:val="28"/>
-    </w:rPr>
-  </w:style>
-  <w:style w:styleId="Heading3" w:type="paragraph">
-    <w:name w:val="Heading 3"/>
-    <w:basedOn w:val="Normal"/>
-    <w:next w:val="BodyText"/>
-    <w:uiPriority w:val="9"/>
-    <w:unhideWhenUsed/>
-    <w:qFormat/>
-    <w:pPr>
-      <w:keepNext/>
-      <w:keepLines/>
-      <w:spacing w:after="0" w:before="200"/>
-      <w:outlineLvl w:val="2"/>
-    </w:pPr>
-    <w:rPr>
-      <w:rFonts w:asciiTheme="majorHAnsi" w:cstheme="majorBidi" w:eastAsiaTheme="majorEastAsia" w:hAnsiTheme="majorHAnsi"/>
-      <w:b/>
-      <w:bCs/>
-      <w:color w:themeColor="accent1" w:val="4F81BD"/>
-      <w:sz w:val="24"/>
-      <w:szCs w:val="24"/>
-    </w:rPr>
-  </w:style>
-  <w:style w:styleId="Heading4" w:type="paragraph">
-    <w:name w:val="Heading 4"/>
-    <w:basedOn w:val="Normal"/>
-    <w:next w:val="BodyText"/>
-    <w:uiPriority w:val="9"/>
-    <w:unhideWhenUsed/>
-    <w:qFormat/>
-    <w:pPr>
-      <w:keepNext/>
-      <w:keepLines/>
-      <w:spacing w:after="0" w:before="200"/>
-      <w:outlineLvl w:val="3"/>
-    </w:pPr>
-    <w:rPr>
-      <w:rFonts w:asciiTheme="majorHAnsi" w:cstheme="majorBidi" w:eastAsiaTheme="majorEastAsia" w:hAnsiTheme="majorHAnsi"/>
-      <w:i/>
-      <w:bCs/>
-      <w:color w:themeColor="accent1" w:val="4F81BD"/>
-      <w:sz w:val="24"/>
-      <w:szCs w:val="24"/>
-    </w:rPr>
-  </w:style>
-  <w:style w:styleId="Heading5" w:type="paragraph">
-    <w:name w:val="Heading 5"/>
-    <w:basedOn w:val="Normal"/>
-    <w:next w:val="BodyText"/>
-    <w:uiPriority w:val="9"/>
-    <w:unhideWhenUsed/>
-    <w:qFormat/>
-    <w:pPr>
-      <w:keepNext/>
-      <w:keepLines/>
-      <w:spacing w:after="0" w:before="200"/>
-      <w:outlineLvl w:val="4"/>
-    </w:pPr>
-    <w:rPr>
-      <w:rFonts w:asciiTheme="majorHAnsi" w:cstheme="majorBidi" w:eastAsiaTheme="majorEastAsia" w:hAnsiTheme="majorHAnsi"/>
-      <w:iCs/>
-      <w:color w:themeColor="accent1" w:val="4F81BD"/>
-      <w:sz w:val="24"/>
-      <w:szCs w:val="24"/>
-    </w:rPr>
-  </w:style>
-  <w:style w:styleId="Heading6" w:type="paragraph">
-    <w:name w:val="Heading 6"/>
-    <w:basedOn w:val="Normal"/>
-    <w:next w:val="BodyText"/>
-    <w:uiPriority w:val="9"/>
-    <w:unhideWhenUsed/>
-    <w:qFormat/>
-    <w:pPr>
-      <w:keepNext/>
-      <w:keepLines/>
-      <w:spacing w:after="0" w:before="200"/>
-      <w:outlineLvl w:val="5"/>
-    </w:pPr>
-    <w:rPr>
-      <w:rFonts w:asciiTheme="majorHAnsi" w:cstheme="majorBidi" w:eastAsiaTheme="majorEastAsia" w:hAnsiTheme="majorHAnsi"/>
-      <w:color w:themeColor="accent1" w:val="4F81BD"/>
-      <w:sz w:val="24"/>
-      <w:szCs w:val="24"/>
-    </w:rPr>
-  </w:style>
-  <w:style w:styleId="Heading7" w:type="paragraph">
-    <w:name w:val="Heading 7"/>
-    <w:basedOn w:val="Normal"/>
-    <w:next w:val="BodyText"/>
-    <w:uiPriority w:val="9"/>
-    <w:unhideWhenUsed/>
-    <w:qFormat/>
-    <w:pPr>
-      <w:keepNext/>
-      <w:keepLines/>
-      <w:spacing w:after="0" w:before="200"/>
-      <w:outlineLvl w:val="6"/>
-    </w:pPr>
-    <w:rPr>
-      <w:rFonts w:asciiTheme="majorHAnsi" w:cstheme="majorBidi" w:eastAsiaTheme="majorEastAsia" w:hAnsiTheme="majorHAnsi"/>
-      <w:color w:themeColor="accent1" w:val="4F81BD"/>
-      <w:sz w:val="24"/>
-      <w:szCs w:val="24"/>
-    </w:rPr>
-  </w:style>
-  <w:style w:styleId="Heading8" w:type="paragraph">
-    <w:name w:val="Heading 8"/>
-    <w:basedOn w:val="Normal"/>
-    <w:next w:val="BodyText"/>
-    <w:uiPriority w:val="9"/>
-    <w:unhideWhenUsed/>
-    <w:qFormat/>
-    <w:pPr>
-      <w:keepNext/>
-      <w:keepLines/>
-      <w:spacing w:after="0" w:before="200"/>
-      <w:outlineLvl w:val="7"/>
-    </w:pPr>
-    <w:rPr>
-      <w:rFonts w:asciiTheme="majorHAnsi" w:cstheme="majorBidi" w:eastAsiaTheme="majorEastAsia" w:hAnsiTheme="majorHAnsi"/>
-      <w:color w:themeColor="accent1" w:val="4F81BD"/>
-      <w:sz w:val="24"/>
-      <w:szCs w:val="24"/>
-    </w:rPr>
-  </w:style>
-  <w:style w:styleId="Heading9" w:type="paragraph">
-    <w:name w:val="Heading 9"/>
-    <w:basedOn w:val="Normal"/>
-    <w:next w:val="BodyText"/>
-    <w:uiPriority w:val="9"/>
-    <w:unhideWhenUsed/>
-    <w:qFormat/>
-    <w:pPr>
-      <w:keepNext/>
-      <w:keepLines/>
-      <w:spacing w:after="0" w:before="200"/>
-      <w:outlineLvl w:val="8"/>
-    </w:pPr>
-    <w:rPr>
-      <w:rFonts w:asciiTheme="majorHAnsi" w:cstheme="majorBidi" w:eastAsiaTheme="majorEastAsia" w:hAnsiTheme="majorHAnsi"/>
-      <w:color w:themeColor="accent1" w:val="4F81BD"/>
-      <w:sz w:val="24"/>
-      <w:szCs w:val="24"/>
-    </w:rPr>
-  </w:style>
-  <w:style w:styleId="BlockText" w:type="paragraph">
+    <w:qFormat/>
+  </w:style>
+  <w:style w:type="paragraph" w:styleId="BlockText">
     <w:name w:val="Block Text"/>
     <w:basedOn w:val="BodyText"/>
     <w:next w:val="BodyText"/>
@@ -761,55 +907,47 @@
     <w:unhideWhenUsed/>
     <w:qFormat/>
     <w:pPr>
-      <w:spacing w:after="100" w:before="100"/>
-      <w:ind w:firstLine="0" w:left="480" w:right="480"/>
-    </w:pPr>
-  </w:style>
-  <w:style w:styleId="FootnoteText" w:type="paragraph">
-    <w:name w:val="Footnote Text"/>
-    <w:basedOn w:val="Normal"/>
-    <w:next w:val="FootnoteText"/>
+      <w:spacing w:before="100" w:after="100"/>
+      <w:ind w:left="480" w:right="480"/>
+    </w:pPr>
+  </w:style>
+  <w:style w:type="paragraph" w:styleId="FootnoteText">
+    <w:name w:val="footnote text"/>
+    <w:basedOn w:val="Normal"/>
     <w:uiPriority w:val="9"/>
     <w:unhideWhenUsed/>
     <w:qFormat/>
   </w:style>
-  <w:style w:default="1" w:styleId="DefaultParagraphFont" w:type="character">
-    <w:name w:val="Default Paragraph Font"/>
+  <w:style w:type="table" w:customStyle="1" w:styleId="Table">
+    <w:name w:val="Table"/>
     <w:semiHidden/>
     <w:unhideWhenUsed/>
-  </w:style>
-  <w:style w:default="1" w:styleId="Table" w:type="table">
-    <w:name w:val="Table"/>
-    <w:basedOn w:val="TableNormal"/>
-    <w:semiHidden/>
-    <w:unhideWhenUsed/>
     <w:qFormat/>
     <w:tblPr>
-      <w:tblInd w:type="dxa" w:w="0"/>
+      <w:tblInd w:w="0" w:type="dxa"/>
       <w:tblCellMar>
-        <w:top w:type="dxa" w:w="0"/>
-        <w:left w:type="dxa" w:w="108"/>
-        <w:bottom w:type="dxa" w:w="0"/>
-        <w:right w:type="dxa" w:w="108"/>
+        <w:top w:w="0" w:type="dxa"/>
+        <w:left w:w="108" w:type="dxa"/>
+        <w:bottom w:w="0" w:type="dxa"/>
+        <w:right w:w="108" w:type="dxa"/>
       </w:tblCellMar>
     </w:tblPr>
     <w:tblStylePr w:type="firstRow">
       <w:tblPr>
         <w:jc w:val="left"/>
-        <w:tblInd w:type="dxa" w:w="0"/>
       </w:tblPr>
       <w:trPr>
         <w:jc w:val="left"/>
       </w:trPr>
       <w:tcPr>
+        <w:tcBorders>
+          <w:bottom w:val="single" w:sz="0" w:space="0" w:color="auto"/>
+        </w:tcBorders>
         <w:vAlign w:val="bottom"/>
-        <w:tcBorders>
-          <w:bottom w:val="single"/>
-        </w:tcBorders>
       </w:tcPr>
     </w:tblStylePr>
   </w:style>
-  <w:style w:customStyle="1" w:styleId="DefinitionTerm" w:type="paragraph">
+  <w:style w:type="paragraph" w:customStyle="1" w:styleId="DefinitionTerm">
     <w:name w:val="Definition Term"/>
     <w:basedOn w:val="Normal"/>
     <w:next w:val="Definition"/>
@@ -822,75 +960,76 @@
       <w:b/>
     </w:rPr>
   </w:style>
-  <w:style w:customStyle="1" w:styleId="Definition" w:type="paragraph">
+  <w:style w:type="paragraph" w:customStyle="1" w:styleId="Definition">
     <w:name w:val="Definition"/>
     <w:basedOn w:val="Normal"/>
   </w:style>
-  <w:style w:styleId="Caption" w:type="paragraph">
-    <w:name w:val="Caption"/>
-    <w:basedOn w:val="Normal"/>
-    <w:link w:val="BodyTextChar"/>
-    <w:pPr>
-      <w:spacing w:after="120" w:before="0"/>
+  <w:style w:type="paragraph" w:styleId="Caption">
+    <w:name w:val="caption"/>
+    <w:basedOn w:val="Normal"/>
+    <w:link w:val="CaptionChar"/>
+    <w:pPr>
+      <w:spacing w:after="120"/>
     </w:pPr>
     <w:rPr>
       <w:i/>
     </w:rPr>
   </w:style>
-  <w:style w:customStyle="1" w:styleId="TableCaption" w:type="paragraph">
+  <w:style w:type="paragraph" w:customStyle="1" w:styleId="TableCaption">
     <w:name w:val="Table Caption"/>
     <w:basedOn w:val="Caption"/>
     <w:pPr>
       <w:keepNext/>
     </w:pPr>
   </w:style>
-  <w:style w:customStyle="1" w:styleId="ImageCaption" w:type="paragraph">
+  <w:style w:type="paragraph" w:customStyle="1" w:styleId="ImageCaption">
     <w:name w:val="Image Caption"/>
     <w:basedOn w:val="Caption"/>
   </w:style>
-  <w:style w:customStyle="1" w:styleId="Figure" w:type="paragraph">
+  <w:style w:type="paragraph" w:customStyle="1" w:styleId="Figure">
     <w:name w:val="Figure"/>
     <w:basedOn w:val="Normal"/>
   </w:style>
-  <w:style w:customStyle="1" w:styleId="CaptionedFigure" w:type="paragraph">
+  <w:style w:type="paragraph" w:customStyle="1" w:styleId="CaptionedFigure">
     <w:name w:val="Captioned Figure"/>
     <w:basedOn w:val="Figure"/>
     <w:pPr>
       <w:keepNext/>
     </w:pPr>
   </w:style>
-  <w:style w:customStyle="1" w:styleId="BodyTextChar" w:type="character">
-    <w:name w:val="Body Text Char"/>
+  <w:style w:type="character" w:customStyle="1" w:styleId="CaptionChar">
+    <w:name w:val="Caption Char"/>
     <w:basedOn w:val="DefaultParagraphFont"/>
-    <w:link w:val="BodyText"/>
-  </w:style>
-  <w:style w:customStyle="1" w:styleId="VerbatimChar" w:type="character">
+    <w:link w:val="Caption"/>
+  </w:style>
+  <w:style w:type="character" w:customStyle="1" w:styleId="VerbatimChar">
     <w:name w:val="Verbatim Char"/>
-    <w:basedOn w:val="BodyTextChar"/>
-    <w:rPr>
-      <w:rFonts w:ascii="Consolas" w:hAnsi="Consolas"/>
-      <w:sz w:val="22"/>
-    </w:rPr>
-  </w:style>
-  <w:style w:customStyle="1" w:styleId="SectionNumber" w:type="character">
+    <w:basedOn w:val="CaptionChar"/>
+    <w:link w:val="SourceCode"/>
+    <w:rPr>
+      <w:rFonts w:ascii="Consolas" w:hAnsi="Consolas"/>
+      <w:sz w:val="22"/>
+    </w:rPr>
+  </w:style>
+  <w:style w:type="character" w:customStyle="1" w:styleId="SectionNumber">
     <w:name w:val="Section Number"/>
-    <w:basedOn w:val="BodyTextChar"/>
-  </w:style>
-  <w:style w:styleId="FootnoteReference" w:type="character">
-    <w:name w:val="Footnote Reference"/>
-    <w:basedOn w:val="BodyTextChar"/>
+    <w:basedOn w:val="CaptionChar"/>
+  </w:style>
+  <w:style w:type="character" w:styleId="FootnoteReference">
+    <w:name w:val="footnote reference"/>
+    <w:basedOn w:val="CaptionChar"/>
     <w:rPr>
       <w:vertAlign w:val="superscript"/>
     </w:rPr>
   </w:style>
-  <w:style w:styleId="Hyperlink" w:type="character">
+  <w:style w:type="character" w:styleId="Hyperlink">
     <w:name w:val="Hyperlink"/>
-    <w:basedOn w:val="BodyTextChar"/>
-    <w:rPr>
-      <w:color w:themeColor="accent1" w:val="4F81BD"/>
-    </w:rPr>
-  </w:style>
-  <w:style w:styleId="TOCHeading" w:type="paragraph">
+    <w:basedOn w:val="CaptionChar"/>
+    <w:rPr>
+      <w:color w:val="4F81BD" w:themeColor="accent1"/>
+    </w:rPr>
+  </w:style>
+  <w:style w:type="paragraph" w:styleId="TOCHeading">
     <w:name w:val="TOC Heading"/>
     <w:basedOn w:val="Heading1"/>
     <w:next w:val="BodyText"/>
@@ -902,10 +1041,9 @@
       <w:outlineLvl w:val="9"/>
     </w:pPr>
     <w:rPr>
-      <w:rFonts w:asciiTheme="majorHAnsi" w:cstheme="majorBidi" w:eastAsiaTheme="majorEastAsia" w:hAnsiTheme="majorHAnsi"/>
       <w:b w:val="0"/>
       <w:bCs w:val="0"/>
-      <w:color w:themeColor="accent1" w:themeShade="BF" w:val="365F91"/>
+      <w:color w:val="365F91" w:themeColor="accent1" w:themeShade="BF"/>
     </w:rPr>
   </w:style>
   <w:style w:type="paragraph" w:customStyle="1" w:styleId="SourceCode">
@@ -913,267 +1051,329 @@
     <w:basedOn w:val="Normal"/>
     <w:link w:val="VerbatimChar"/>
     <w:pPr>
-      <w:wordWrap w:val="off"/>
-      <w:shd w:val="clear" w:fill="f8f8f8"/>
+      <w:shd w:val="clear" w:color="auto" w:fill="F8F8F8"/>
+      <w:wordWrap w:val="0"/>
     </w:pPr>
   </w:style>
   <w:style w:type="character" w:customStyle="1" w:styleId="KeywordTok">
     <w:name w:val="KeywordTok"/>
     <w:basedOn w:val="VerbatimChar"/>
     <w:rPr>
-      <w:color w:val="204a87"/>
-      <w:shd w:val="clear" w:fill="f8f8f8"/>
+      <w:rFonts w:ascii="Consolas" w:hAnsi="Consolas"/>
       <w:b/>
+      <w:color w:val="204A87"/>
+      <w:sz w:val="22"/>
+      <w:shd w:val="clear" w:color="auto" w:fill="F8F8F8"/>
     </w:rPr>
   </w:style>
   <w:style w:type="character" w:customStyle="1" w:styleId="DataTypeTok">
     <w:name w:val="DataTypeTok"/>
     <w:basedOn w:val="VerbatimChar"/>
     <w:rPr>
-      <w:color w:val="204a87"/>
-      <w:shd w:val="clear" w:fill="f8f8f8"/>
+      <w:rFonts w:ascii="Consolas" w:hAnsi="Consolas"/>
+      <w:color w:val="204A87"/>
+      <w:sz w:val="22"/>
+      <w:shd w:val="clear" w:color="auto" w:fill="F8F8F8"/>
     </w:rPr>
   </w:style>
   <w:style w:type="character" w:customStyle="1" w:styleId="DecValTok">
     <w:name w:val="DecValTok"/>
     <w:basedOn w:val="VerbatimChar"/>
     <w:rPr>
-      <w:color w:val="0000cf"/>
-      <w:shd w:val="clear" w:fill="f8f8f8"/>
+      <w:rFonts w:ascii="Consolas" w:hAnsi="Consolas"/>
+      <w:color w:val="0000CF"/>
+      <w:sz w:val="22"/>
+      <w:shd w:val="clear" w:color="auto" w:fill="F8F8F8"/>
     </w:rPr>
   </w:style>
   <w:style w:type="character" w:customStyle="1" w:styleId="BaseNTok">
     <w:name w:val="BaseNTok"/>
     <w:basedOn w:val="VerbatimChar"/>
     <w:rPr>
-      <w:color w:val="0000cf"/>
-      <w:shd w:val="clear" w:fill="f8f8f8"/>
+      <w:rFonts w:ascii="Consolas" w:hAnsi="Consolas"/>
+      <w:color w:val="0000CF"/>
+      <w:sz w:val="22"/>
+      <w:shd w:val="clear" w:color="auto" w:fill="F8F8F8"/>
     </w:rPr>
   </w:style>
   <w:style w:type="character" w:customStyle="1" w:styleId="FloatTok">
     <w:name w:val="FloatTok"/>
     <w:basedOn w:val="VerbatimChar"/>
     <w:rPr>
-      <w:color w:val="0000cf"/>
-      <w:shd w:val="clear" w:fill="f8f8f8"/>
+      <w:rFonts w:ascii="Consolas" w:hAnsi="Consolas"/>
+      <w:color w:val="0000CF"/>
+      <w:sz w:val="22"/>
+      <w:shd w:val="clear" w:color="auto" w:fill="F8F8F8"/>
     </w:rPr>
   </w:style>
   <w:style w:type="character" w:customStyle="1" w:styleId="ConstantTok">
     <w:name w:val="ConstantTok"/>
     <w:basedOn w:val="VerbatimChar"/>
     <w:rPr>
+      <w:rFonts w:ascii="Consolas" w:hAnsi="Consolas"/>
       <w:color w:val="000000"/>
-      <w:shd w:val="clear" w:fill="f8f8f8"/>
+      <w:sz w:val="22"/>
+      <w:shd w:val="clear" w:color="auto" w:fill="F8F8F8"/>
     </w:rPr>
   </w:style>
   <w:style w:type="character" w:customStyle="1" w:styleId="CharTok">
     <w:name w:val="CharTok"/>
     <w:basedOn w:val="VerbatimChar"/>
     <w:rPr>
-      <w:color w:val="4e9a06"/>
-      <w:shd w:val="clear" w:fill="f8f8f8"/>
+      <w:rFonts w:ascii="Consolas" w:hAnsi="Consolas"/>
+      <w:color w:val="4E9A06"/>
+      <w:sz w:val="22"/>
+      <w:shd w:val="clear" w:color="auto" w:fill="F8F8F8"/>
     </w:rPr>
   </w:style>
   <w:style w:type="character" w:customStyle="1" w:styleId="SpecialCharTok">
     <w:name w:val="SpecialCharTok"/>
     <w:basedOn w:val="VerbatimChar"/>
     <w:rPr>
+      <w:rFonts w:ascii="Consolas" w:hAnsi="Consolas"/>
       <w:color w:val="000000"/>
-      <w:shd w:val="clear" w:fill="f8f8f8"/>
+      <w:sz w:val="22"/>
+      <w:shd w:val="clear" w:color="auto" w:fill="F8F8F8"/>
     </w:rPr>
   </w:style>
   <w:style w:type="character" w:customStyle="1" w:styleId="StringTok">
     <w:name w:val="StringTok"/>
     <w:basedOn w:val="VerbatimChar"/>
     <w:rPr>
-      <w:color w:val="4e9a06"/>
-      <w:shd w:val="clear" w:fill="f8f8f8"/>
+      <w:rFonts w:ascii="Consolas" w:hAnsi="Consolas"/>
+      <w:color w:val="4E9A06"/>
+      <w:sz w:val="22"/>
+      <w:shd w:val="clear" w:color="auto" w:fill="F8F8F8"/>
     </w:rPr>
   </w:style>
   <w:style w:type="character" w:customStyle="1" w:styleId="VerbatimStringTok">
     <w:name w:val="VerbatimStringTok"/>
     <w:basedOn w:val="VerbatimChar"/>
     <w:rPr>
-      <w:color w:val="4e9a06"/>
-      <w:shd w:val="clear" w:fill="f8f8f8"/>
+      <w:rFonts w:ascii="Consolas" w:hAnsi="Consolas"/>
+      <w:color w:val="4E9A06"/>
+      <w:sz w:val="22"/>
+      <w:shd w:val="clear" w:color="auto" w:fill="F8F8F8"/>
     </w:rPr>
   </w:style>
   <w:style w:type="character" w:customStyle="1" w:styleId="SpecialStringTok">
     <w:name w:val="SpecialStringTok"/>
     <w:basedOn w:val="VerbatimChar"/>
     <w:rPr>
-      <w:color w:val="4e9a06"/>
-      <w:shd w:val="clear" w:fill="f8f8f8"/>
+      <w:rFonts w:ascii="Consolas" w:hAnsi="Consolas"/>
+      <w:color w:val="4E9A06"/>
+      <w:sz w:val="22"/>
+      <w:shd w:val="clear" w:color="auto" w:fill="F8F8F8"/>
     </w:rPr>
   </w:style>
   <w:style w:type="character" w:customStyle="1" w:styleId="ImportTok">
     <w:name w:val="ImportTok"/>
     <w:basedOn w:val="VerbatimChar"/>
     <w:rPr>
-      <w:shd w:val="clear" w:fill="f8f8f8"/>
+      <w:rFonts w:ascii="Consolas" w:hAnsi="Consolas"/>
+      <w:sz w:val="22"/>
+      <w:shd w:val="clear" w:color="auto" w:fill="F8F8F8"/>
     </w:rPr>
   </w:style>
   <w:style w:type="character" w:customStyle="1" w:styleId="CommentTok">
     <w:name w:val="CommentTok"/>
     <w:basedOn w:val="VerbatimChar"/>
     <w:rPr>
-      <w:color w:val="8f5902"/>
-      <w:shd w:val="clear" w:fill="f8f8f8"/>
+      <w:rFonts w:ascii="Consolas" w:hAnsi="Consolas"/>
       <w:i/>
+      <w:color w:val="8F5902"/>
+      <w:sz w:val="22"/>
+      <w:shd w:val="clear" w:color="auto" w:fill="F8F8F8"/>
     </w:rPr>
   </w:style>
   <w:style w:type="character" w:customStyle="1" w:styleId="DocumentationTok">
     <w:name w:val="DocumentationTok"/>
     <w:basedOn w:val="VerbatimChar"/>
     <w:rPr>
-      <w:color w:val="8f5902"/>
-      <w:shd w:val="clear" w:fill="f8f8f8"/>
+      <w:rFonts w:ascii="Consolas" w:hAnsi="Consolas"/>
       <w:b/>
       <w:i/>
+      <w:color w:val="8F5902"/>
+      <w:sz w:val="22"/>
+      <w:shd w:val="clear" w:color="auto" w:fill="F8F8F8"/>
     </w:rPr>
   </w:style>
   <w:style w:type="character" w:customStyle="1" w:styleId="AnnotationTok">
     <w:name w:val="AnnotationTok"/>
     <w:basedOn w:val="VerbatimChar"/>
     <w:rPr>
-      <w:color w:val="8f5902"/>
-      <w:shd w:val="clear" w:fill="f8f8f8"/>
+      <w:rFonts w:ascii="Consolas" w:hAnsi="Consolas"/>
       <w:b/>
       <w:i/>
+      <w:color w:val="8F5902"/>
+      <w:sz w:val="22"/>
+      <w:shd w:val="clear" w:color="auto" w:fill="F8F8F8"/>
     </w:rPr>
   </w:style>
   <w:style w:type="character" w:customStyle="1" w:styleId="CommentVarTok">
     <w:name w:val="CommentVarTok"/>
     <w:basedOn w:val="VerbatimChar"/>
     <w:rPr>
-      <w:color w:val="8f5902"/>
-      <w:shd w:val="clear" w:fill="f8f8f8"/>
+      <w:rFonts w:ascii="Consolas" w:hAnsi="Consolas"/>
       <w:b/>
       <w:i/>
+      <w:color w:val="8F5902"/>
+      <w:sz w:val="22"/>
+      <w:shd w:val="clear" w:color="auto" w:fill="F8F8F8"/>
     </w:rPr>
   </w:style>
   <w:style w:type="character" w:customStyle="1" w:styleId="OtherTok">
     <w:name w:val="OtherTok"/>
     <w:basedOn w:val="VerbatimChar"/>
     <w:rPr>
-      <w:color w:val="8f5902"/>
-      <w:shd w:val="clear" w:fill="f8f8f8"/>
+      <w:rFonts w:ascii="Consolas" w:hAnsi="Consolas"/>
+      <w:color w:val="8F5902"/>
+      <w:sz w:val="22"/>
+      <w:shd w:val="clear" w:color="auto" w:fill="F8F8F8"/>
     </w:rPr>
   </w:style>
   <w:style w:type="character" w:customStyle="1" w:styleId="FunctionTok">
     <w:name w:val="FunctionTok"/>
     <w:basedOn w:val="VerbatimChar"/>
     <w:rPr>
+      <w:rFonts w:ascii="Consolas" w:hAnsi="Consolas"/>
       <w:color w:val="000000"/>
-      <w:shd w:val="clear" w:fill="f8f8f8"/>
+      <w:sz w:val="22"/>
+      <w:shd w:val="clear" w:color="auto" w:fill="F8F8F8"/>
     </w:rPr>
   </w:style>
   <w:style w:type="character" w:customStyle="1" w:styleId="VariableTok">
     <w:name w:val="VariableTok"/>
     <w:basedOn w:val="VerbatimChar"/>
     <w:rPr>
+      <w:rFonts w:ascii="Consolas" w:hAnsi="Consolas"/>
       <w:color w:val="000000"/>
-      <w:shd w:val="clear" w:fill="f8f8f8"/>
+      <w:sz w:val="22"/>
+      <w:shd w:val="clear" w:color="auto" w:fill="F8F8F8"/>
     </w:rPr>
   </w:style>
   <w:style w:type="character" w:customStyle="1" w:styleId="ControlFlowTok">
     <w:name w:val="ControlFlowTok"/>
     <w:basedOn w:val="VerbatimChar"/>
     <w:rPr>
-      <w:color w:val="204a87"/>
-      <w:shd w:val="clear" w:fill="f8f8f8"/>
+      <w:rFonts w:ascii="Consolas" w:hAnsi="Consolas"/>
       <w:b/>
+      <w:color w:val="204A87"/>
+      <w:sz w:val="22"/>
+      <w:shd w:val="clear" w:color="auto" w:fill="F8F8F8"/>
     </w:rPr>
   </w:style>
   <w:style w:type="character" w:customStyle="1" w:styleId="OperatorTok">
     <w:name w:val="OperatorTok"/>
     <w:basedOn w:val="VerbatimChar"/>
     <w:rPr>
-      <w:color w:val="ce5c00"/>
-      <w:shd w:val="clear" w:fill="f8f8f8"/>
+      <w:rFonts w:ascii="Consolas" w:hAnsi="Consolas"/>
       <w:b/>
+      <w:color w:val="CE5C00"/>
+      <w:sz w:val="22"/>
+      <w:shd w:val="clear" w:color="auto" w:fill="F8F8F8"/>
     </w:rPr>
   </w:style>
   <w:style w:type="character" w:customStyle="1" w:styleId="BuiltInTok">
     <w:name w:val="BuiltInTok"/>
     <w:basedOn w:val="VerbatimChar"/>
     <w:rPr>
-      <w:shd w:val="clear" w:fill="f8f8f8"/>
+      <w:rFonts w:ascii="Consolas" w:hAnsi="Consolas"/>
+      <w:sz w:val="22"/>
+      <w:shd w:val="clear" w:color="auto" w:fill="F8F8F8"/>
     </w:rPr>
   </w:style>
   <w:style w:type="character" w:customStyle="1" w:styleId="ExtensionTok">
     <w:name w:val="ExtensionTok"/>
     <w:basedOn w:val="VerbatimChar"/>
     <w:rPr>
-      <w:shd w:val="clear" w:fill="f8f8f8"/>
+      <w:rFonts w:ascii="Consolas" w:hAnsi="Consolas"/>
+      <w:sz w:val="22"/>
+      <w:shd w:val="clear" w:color="auto" w:fill="F8F8F8"/>
     </w:rPr>
   </w:style>
   <w:style w:type="character" w:customStyle="1" w:styleId="PreprocessorTok">
     <w:name w:val="PreprocessorTok"/>
     <w:basedOn w:val="VerbatimChar"/>
     <w:rPr>
-      <w:color w:val="8f5902"/>
-      <w:shd w:val="clear" w:fill="f8f8f8"/>
+      <w:rFonts w:ascii="Consolas" w:hAnsi="Consolas"/>
       <w:i/>
+      <w:color w:val="8F5902"/>
+      <w:sz w:val="22"/>
+      <w:shd w:val="clear" w:color="auto" w:fill="F8F8F8"/>
     </w:rPr>
   </w:style>
   <w:style w:type="character" w:customStyle="1" w:styleId="AttributeTok">
     <w:name w:val="AttributeTok"/>
     <w:basedOn w:val="VerbatimChar"/>
     <w:rPr>
-      <w:color w:val="c4a000"/>
-      <w:shd w:val="clear" w:fill="f8f8f8"/>
+      <w:rFonts w:ascii="Consolas" w:hAnsi="Consolas"/>
+      <w:color w:val="C4A000"/>
+      <w:sz w:val="22"/>
+      <w:shd w:val="clear" w:color="auto" w:fill="F8F8F8"/>
     </w:rPr>
   </w:style>
   <w:style w:type="character" w:customStyle="1" w:styleId="RegionMarkerTok">
     <w:name w:val="RegionMarkerTok"/>
     <w:basedOn w:val="VerbatimChar"/>
     <w:rPr>
-      <w:shd w:val="clear" w:fill="f8f8f8"/>
+      <w:rFonts w:ascii="Consolas" w:hAnsi="Consolas"/>
+      <w:sz w:val="22"/>
+      <w:shd w:val="clear" w:color="auto" w:fill="F8F8F8"/>
     </w:rPr>
   </w:style>
   <w:style w:type="character" w:customStyle="1" w:styleId="InformationTok">
     <w:name w:val="InformationTok"/>
     <w:basedOn w:val="VerbatimChar"/>
     <w:rPr>
-      <w:color w:val="8f5902"/>
-      <w:shd w:val="clear" w:fill="f8f8f8"/>
+      <w:rFonts w:ascii="Consolas" w:hAnsi="Consolas"/>
       <w:b/>
       <w:i/>
+      <w:color w:val="8F5902"/>
+      <w:sz w:val="22"/>
+      <w:shd w:val="clear" w:color="auto" w:fill="F8F8F8"/>
     </w:rPr>
   </w:style>
   <w:style w:type="character" w:customStyle="1" w:styleId="WarningTok">
     <w:name w:val="WarningTok"/>
     <w:basedOn w:val="VerbatimChar"/>
     <w:rPr>
-      <w:color w:val="8f5902"/>
-      <w:shd w:val="clear" w:fill="f8f8f8"/>
+      <w:rFonts w:ascii="Consolas" w:hAnsi="Consolas"/>
       <w:b/>
       <w:i/>
+      <w:color w:val="8F5902"/>
+      <w:sz w:val="22"/>
+      <w:shd w:val="clear" w:color="auto" w:fill="F8F8F8"/>
     </w:rPr>
   </w:style>
   <w:style w:type="character" w:customStyle="1" w:styleId="AlertTok">
     <w:name w:val="AlertTok"/>
     <w:basedOn w:val="VerbatimChar"/>
     <w:rPr>
-      <w:color w:val="ef2929"/>
-      <w:shd w:val="clear" w:fill="f8f8f8"/>
+      <w:rFonts w:ascii="Consolas" w:hAnsi="Consolas"/>
+      <w:color w:val="EF2929"/>
+      <w:sz w:val="22"/>
+      <w:shd w:val="clear" w:color="auto" w:fill="F8F8F8"/>
     </w:rPr>
   </w:style>
   <w:style w:type="character" w:customStyle="1" w:styleId="ErrorTok">
     <w:name w:val="ErrorTok"/>
     <w:basedOn w:val="VerbatimChar"/>
     <w:rPr>
-      <w:color w:val="a40000"/>
-      <w:shd w:val="clear" w:fill="f8f8f8"/>
+      <w:rFonts w:ascii="Consolas" w:hAnsi="Consolas"/>
       <w:b/>
+      <w:color w:val="A40000"/>
+      <w:sz w:val="22"/>
+      <w:shd w:val="clear" w:color="auto" w:fill="F8F8F8"/>
     </w:rPr>
   </w:style>
   <w:style w:type="character" w:customStyle="1" w:styleId="NormalTok">
     <w:name w:val="NormalTok"/>
     <w:basedOn w:val="VerbatimChar"/>
     <w:rPr>
-      <w:shd w:val="clear" w:fill="f8f8f8"/>
+      <w:rFonts w:ascii="Consolas" w:hAnsi="Consolas"/>
+      <w:sz w:val="22"/>
+      <w:shd w:val="clear" w:color="auto" w:fill="F8F8F8"/>
     </w:rPr>
   </w:style>
 </w:styles>
